--- a/TS-Kramam/TS-2.4/TS 2.4 Malayalam Krama Paatam Corrections.docx
+++ b/TS-Kramam/TS-2.4/TS 2.4 Malayalam Krama Paatam Corrections.docx
@@ -62,18 +62,7 @@
           <w:szCs w:val="32"/>
           <w:u w:val="single"/>
         </w:rPr>
-        <w:t xml:space="preserve"> Corrections –Observed </w:t>
-      </w:r>
-      <w:proofErr w:type="gramStart"/>
-      <w:r>
-        <w:rPr>
-          <w:b/>
-          <w:bCs/>
-          <w:sz w:val="32"/>
-          <w:szCs w:val="32"/>
-          <w:u w:val="single"/>
-        </w:rPr>
-        <w:t xml:space="preserve">till </w:t>
+        <w:t xml:space="preserve"> Corrections –Observed till </w:t>
       </w:r>
       <w:r>
         <w:rPr>
@@ -86,7 +75,6 @@
         </w:rPr>
         <w:t>????</w:t>
       </w:r>
-      <w:proofErr w:type="gramEnd"/>
     </w:p>
     <w:p>
       <w:pPr>
@@ -106,7 +94,7 @@
     </w:p>
     <w:tbl>
       <w:tblPr>
-        <w:tblW w:w="13835" w:type="dxa"/>
+        <w:tblW w:w="14229" w:type="dxa"/>
         <w:tblInd w:w="-792" w:type="dxa"/>
         <w:tblBorders>
           <w:top w:val="single" w:sz="4" w:space="0" w:color="000000"/>
@@ -120,7 +108,7 @@
       </w:tblPr>
       <w:tblGrid>
         <w:gridCol w:w="3877"/>
-        <w:gridCol w:w="4738"/>
+        <w:gridCol w:w="5132"/>
         <w:gridCol w:w="5220"/>
       </w:tblGrid>
       <w:tr>
@@ -165,7 +153,7 @@
         </w:tc>
         <w:tc>
           <w:tcPr>
-            <w:tcW w:w="4738" w:type="dxa"/>
+            <w:tcW w:w="5132" w:type="dxa"/>
           </w:tcPr>
           <w:p>
             <w:pPr>
@@ -205,6 +193,1188 @@
                 <w:szCs w:val="32"/>
               </w:rPr>
               <w:t>To be read as or corrected as</w:t>
+            </w:r>
+          </w:p>
+        </w:tc>
+      </w:tr>
+      <w:tr>
+        <w:trPr>
+          <w:trHeight w:val="1375"/>
+        </w:trPr>
+        <w:tc>
+          <w:tcPr>
+            <w:tcW w:w="3877" w:type="dxa"/>
+          </w:tcPr>
+          <w:p>
+            <w:pPr>
+              <w:widowControl w:val="0"/>
+              <w:autoSpaceDE w:val="0"/>
+              <w:autoSpaceDN w:val="0"/>
+              <w:adjustRightInd w:val="0"/>
+              <w:spacing w:before="0" w:line="240" w:lineRule="auto"/>
+              <w:rPr>
+                <w:rFonts w:cs="Arial"/>
+                <w:b/>
+                <w:sz w:val="28"/>
+                <w:szCs w:val="28"/>
+                <w:lang w:val="it-IT"/>
+              </w:rPr>
+            </w:pPr>
+            <w:r>
+              <w:rPr>
+                <w:rFonts w:cs="Arial"/>
+                <w:b/>
+                <w:sz w:val="28"/>
+                <w:szCs w:val="28"/>
+                <w:lang w:val="it-IT"/>
+              </w:rPr>
+              <w:t>TS 2.4.</w:t>
+            </w:r>
+            <w:r>
+              <w:rPr>
+                <w:rFonts w:cs="Arial"/>
+                <w:b/>
+                <w:sz w:val="28"/>
+                <w:szCs w:val="28"/>
+                <w:lang w:val="it-IT"/>
+              </w:rPr>
+              <w:t>2</w:t>
+            </w:r>
+            <w:r>
+              <w:rPr>
+                <w:rFonts w:cs="Arial"/>
+                <w:b/>
+                <w:sz w:val="28"/>
+                <w:szCs w:val="28"/>
+                <w:lang w:val="it-IT"/>
+              </w:rPr>
+              <w:t>.4</w:t>
+            </w:r>
+            <w:r>
+              <w:rPr>
+                <w:rFonts w:cs="Arial"/>
+                <w:b/>
+                <w:sz w:val="28"/>
+                <w:szCs w:val="28"/>
+                <w:lang w:val="it-IT"/>
+              </w:rPr>
+              <w:t xml:space="preserve"> - Kramam</w:t>
+            </w:r>
+          </w:p>
+          <w:p>
+            <w:pPr>
+              <w:widowControl w:val="0"/>
+              <w:autoSpaceDE w:val="0"/>
+              <w:autoSpaceDN w:val="0"/>
+              <w:adjustRightInd w:val="0"/>
+              <w:spacing w:before="0" w:line="240" w:lineRule="auto"/>
+              <w:rPr>
+                <w:rFonts w:cs="Arial"/>
+                <w:b/>
+                <w:sz w:val="28"/>
+                <w:szCs w:val="28"/>
+                <w:lang w:val="it-IT"/>
+              </w:rPr>
+            </w:pPr>
+            <w:r>
+              <w:rPr>
+                <w:rFonts w:cs="Arial"/>
+                <w:b/>
+                <w:sz w:val="28"/>
+                <w:szCs w:val="28"/>
+                <w:lang w:val="it-IT"/>
+              </w:rPr>
+              <w:t xml:space="preserve">Krama Vaakyam No. - </w:t>
+            </w:r>
+            <w:r>
+              <w:rPr>
+                <w:rFonts w:cs="Arial"/>
+                <w:b/>
+                <w:sz w:val="28"/>
+                <w:szCs w:val="28"/>
+                <w:lang w:val="it-IT"/>
+              </w:rPr>
+              <w:t>51</w:t>
+            </w:r>
+            <w:r>
+              <w:rPr>
+                <w:rFonts w:cs="Arial"/>
+                <w:b/>
+                <w:sz w:val="28"/>
+                <w:szCs w:val="28"/>
+                <w:lang w:val="it-IT"/>
+              </w:rPr>
+              <w:br/>
+              <w:t xml:space="preserve">Panchaati No. - </w:t>
+            </w:r>
+            <w:r>
+              <w:rPr>
+                <w:rFonts w:cs="Arial"/>
+                <w:b/>
+                <w:sz w:val="28"/>
+                <w:szCs w:val="28"/>
+                <w:lang w:val="it-IT"/>
+              </w:rPr>
+              <w:t>8</w:t>
+            </w:r>
+          </w:p>
+        </w:tc>
+        <w:tc>
+          <w:tcPr>
+            <w:tcW w:w="5132" w:type="dxa"/>
+          </w:tcPr>
+          <w:p>
+            <w:pPr>
+              <w:widowControl w:val="0"/>
+              <w:autoSpaceDE w:val="0"/>
+              <w:autoSpaceDN w:val="0"/>
+              <w:adjustRightInd w:val="0"/>
+              <w:spacing w:before="0" w:line="240" w:lineRule="auto"/>
+              <w:rPr>
+                <w:rFonts w:ascii="BRH Malayalam Extra" w:hAnsi="BRH Malayalam Extra" w:cs="BRH Malayalam Extra"/>
+                <w:color w:val="000000"/>
+                <w:sz w:val="40"/>
+                <w:szCs w:val="40"/>
+                <w:lang w:val="it-IT"/>
+              </w:rPr>
+            </w:pPr>
+            <w:r>
+              <w:rPr>
+                <w:rFonts w:ascii="BRH Malayalam Extra" w:hAnsi="BRH Malayalam Extra" w:cs="BRH Malayalam Extra"/>
+                <w:color w:val="000000"/>
+                <w:sz w:val="40"/>
+                <w:szCs w:val="40"/>
+                <w:lang w:val="it-IT"/>
+              </w:rPr>
+              <w:t>G</w:t>
+            </w:r>
+            <w:r>
+              <w:rPr>
+                <w:rFonts w:ascii="BRH Malayalam Extra" w:hAnsi="BRH Malayalam Extra" w:cs="BRH Malayalam Extra"/>
+                <w:b/>
+                <w:color w:val="000000"/>
+                <w:sz w:val="33"/>
+                <w:szCs w:val="40"/>
+                <w:lang w:val="it-IT"/>
+              </w:rPr>
+              <w:t>–</w:t>
+            </w:r>
+            <w:r>
+              <w:rPr>
+                <w:rFonts w:ascii="BRH Malayalam Extra" w:hAnsi="BRH Malayalam Extra" w:cs="BRH Malayalam Extra"/>
+                <w:color w:val="000000"/>
+                <w:sz w:val="40"/>
+                <w:szCs w:val="40"/>
+                <w:lang w:val="it-IT"/>
+              </w:rPr>
+              <w:t>p pyRy—</w:t>
+            </w:r>
+            <w:r>
+              <w:rPr>
+                <w:rFonts w:ascii="BRH Malayalam Extra" w:hAnsi="BRH Malayalam Extra" w:cs="BRH Malayalam Extra"/>
+                <w:color w:val="000000"/>
+                <w:sz w:val="40"/>
+                <w:szCs w:val="40"/>
+                <w:highlight w:val="yellow"/>
+                <w:lang w:val="it-IT"/>
+              </w:rPr>
+              <w:t>ZI</w:t>
+            </w:r>
+            <w:r>
+              <w:rPr>
+                <w:rFonts w:ascii="BRH Malayalam Extra" w:hAnsi="BRH Malayalam Extra" w:cs="BRH Malayalam Extra"/>
+                <w:color w:val="000000"/>
+                <w:sz w:val="40"/>
+                <w:szCs w:val="40"/>
+                <w:lang w:val="it-IT"/>
+              </w:rPr>
+              <w:t xml:space="preserve"> | </w:t>
+            </w:r>
+          </w:p>
+          <w:p>
+            <w:pPr>
+              <w:widowControl w:val="0"/>
+              <w:autoSpaceDE w:val="0"/>
+              <w:autoSpaceDN w:val="0"/>
+              <w:adjustRightInd w:val="0"/>
+              <w:spacing w:before="0" w:line="240" w:lineRule="auto"/>
+              <w:rPr>
+                <w:rFonts w:ascii="BRH Malayalam Extra" w:hAnsi="BRH Malayalam Extra" w:cs="BRH Malayalam Extra"/>
+                <w:color w:val="000000"/>
+                <w:sz w:val="40"/>
+                <w:szCs w:val="40"/>
+                <w:lang w:val="it-IT"/>
+              </w:rPr>
+            </w:pPr>
+            <w:r>
+              <w:rPr>
+                <w:rFonts w:ascii="BRH Malayalam Extra" w:hAnsi="BRH Malayalam Extra" w:cs="BRH Malayalam Extra"/>
+                <w:color w:val="000000"/>
+                <w:sz w:val="40"/>
+                <w:szCs w:val="40"/>
+                <w:lang w:val="it-IT"/>
+              </w:rPr>
+              <w:t>pyRy—Zy</w:t>
+            </w:r>
+            <w:r>
+              <w:rPr>
+                <w:rFonts w:ascii="BRH Malayalam Extra" w:hAnsi="BRH Malayalam Extra" w:cs="BRH Malayalam Extra"/>
+                <w:b/>
+                <w:color w:val="000000"/>
+                <w:sz w:val="33"/>
+                <w:szCs w:val="40"/>
+                <w:lang w:val="it-IT"/>
+              </w:rPr>
+              <w:t>–</w:t>
+            </w:r>
+            <w:r>
+              <w:rPr>
+                <w:rFonts w:ascii="BRH Malayalam Extra" w:hAnsi="BRH Malayalam Extra" w:cs="BRH Malayalam Extra"/>
+                <w:color w:val="000000"/>
+                <w:sz w:val="40"/>
+                <w:szCs w:val="40"/>
+                <w:lang w:val="it-IT"/>
+              </w:rPr>
+              <w:t>I öhxZ£—¥põY |</w:t>
+            </w:r>
+          </w:p>
+        </w:tc>
+        <w:tc>
+          <w:tcPr>
+            <w:tcW w:w="5220" w:type="dxa"/>
+          </w:tcPr>
+          <w:p>
+            <w:pPr>
+              <w:widowControl w:val="0"/>
+              <w:autoSpaceDE w:val="0"/>
+              <w:autoSpaceDN w:val="0"/>
+              <w:adjustRightInd w:val="0"/>
+              <w:spacing w:before="0" w:line="240" w:lineRule="auto"/>
+              <w:rPr>
+                <w:rFonts w:ascii="BRH Malayalam Extra" w:hAnsi="BRH Malayalam Extra" w:cs="BRH Malayalam Extra"/>
+                <w:color w:val="000000"/>
+                <w:sz w:val="40"/>
+                <w:szCs w:val="40"/>
+                <w:lang w:val="it-IT"/>
+              </w:rPr>
+            </w:pPr>
+            <w:r>
+              <w:rPr>
+                <w:rFonts w:ascii="BRH Malayalam Extra" w:hAnsi="BRH Malayalam Extra" w:cs="BRH Malayalam Extra"/>
+                <w:color w:val="000000"/>
+                <w:sz w:val="40"/>
+                <w:szCs w:val="40"/>
+                <w:lang w:val="it-IT"/>
+              </w:rPr>
+              <w:t>G</w:t>
+            </w:r>
+            <w:r>
+              <w:rPr>
+                <w:rFonts w:ascii="BRH Malayalam Extra" w:hAnsi="BRH Malayalam Extra" w:cs="BRH Malayalam Extra"/>
+                <w:b/>
+                <w:color w:val="000000"/>
+                <w:sz w:val="33"/>
+                <w:szCs w:val="40"/>
+                <w:lang w:val="it-IT"/>
+              </w:rPr>
+              <w:t>–</w:t>
+            </w:r>
+            <w:r>
+              <w:rPr>
+                <w:rFonts w:ascii="BRH Malayalam Extra" w:hAnsi="BRH Malayalam Extra" w:cs="BRH Malayalam Extra"/>
+                <w:color w:val="000000"/>
+                <w:sz w:val="40"/>
+                <w:szCs w:val="40"/>
+                <w:lang w:val="it-IT"/>
+              </w:rPr>
+              <w:t>p pyRy—Z</w:t>
+            </w:r>
+            <w:r>
+              <w:rPr>
+                <w:rFonts w:ascii="BRH Malayalam Extra" w:hAnsi="BRH Malayalam Extra" w:cs="BRH Malayalam Extra"/>
+                <w:color w:val="000000"/>
+                <w:sz w:val="40"/>
+                <w:szCs w:val="40"/>
+                <w:highlight w:val="green"/>
+                <w:lang w:val="it-IT"/>
+              </w:rPr>
+              <w:t>yI</w:t>
+            </w:r>
+            <w:r>
+              <w:rPr>
+                <w:rFonts w:ascii="BRH Malayalam Extra" w:hAnsi="BRH Malayalam Extra" w:cs="BRH Malayalam Extra"/>
+                <w:color w:val="000000"/>
+                <w:sz w:val="40"/>
+                <w:szCs w:val="40"/>
+                <w:lang w:val="it-IT"/>
+              </w:rPr>
+              <w:t xml:space="preserve"> | </w:t>
+            </w:r>
+          </w:p>
+          <w:p>
+            <w:pPr>
+              <w:widowControl w:val="0"/>
+              <w:autoSpaceDE w:val="0"/>
+              <w:autoSpaceDN w:val="0"/>
+              <w:adjustRightInd w:val="0"/>
+              <w:spacing w:before="0" w:line="240" w:lineRule="auto"/>
+              <w:rPr>
+                <w:rFonts w:ascii="BRH Malayalam Extra" w:hAnsi="BRH Malayalam Extra" w:cs="BRH Malayalam Extra"/>
+                <w:color w:val="000000"/>
+                <w:sz w:val="40"/>
+                <w:szCs w:val="40"/>
+                <w:lang w:val="it-IT"/>
+              </w:rPr>
+            </w:pPr>
+            <w:r>
+              <w:rPr>
+                <w:rFonts w:ascii="BRH Malayalam Extra" w:hAnsi="BRH Malayalam Extra" w:cs="BRH Malayalam Extra"/>
+                <w:color w:val="000000"/>
+                <w:sz w:val="40"/>
+                <w:szCs w:val="40"/>
+                <w:lang w:val="it-IT"/>
+              </w:rPr>
+              <w:t>pyRy—Zy</w:t>
+            </w:r>
+            <w:r>
+              <w:rPr>
+                <w:rFonts w:ascii="BRH Malayalam Extra" w:hAnsi="BRH Malayalam Extra" w:cs="BRH Malayalam Extra"/>
+                <w:b/>
+                <w:color w:val="000000"/>
+                <w:sz w:val="33"/>
+                <w:szCs w:val="40"/>
+                <w:lang w:val="it-IT"/>
+              </w:rPr>
+              <w:t>–</w:t>
+            </w:r>
+            <w:r>
+              <w:rPr>
+                <w:rFonts w:ascii="BRH Malayalam Extra" w:hAnsi="BRH Malayalam Extra" w:cs="BRH Malayalam Extra"/>
+                <w:color w:val="000000"/>
+                <w:sz w:val="40"/>
+                <w:szCs w:val="40"/>
+                <w:lang w:val="it-IT"/>
+              </w:rPr>
+              <w:t>I öhxZ£—¥põY |</w:t>
+            </w:r>
+          </w:p>
+        </w:tc>
+      </w:tr>
+      <w:tr>
+        <w:trPr>
+          <w:trHeight w:val="1564"/>
+        </w:trPr>
+        <w:tc>
+          <w:tcPr>
+            <w:tcW w:w="3877" w:type="dxa"/>
+          </w:tcPr>
+          <w:p>
+            <w:pPr>
+              <w:widowControl w:val="0"/>
+              <w:autoSpaceDE w:val="0"/>
+              <w:autoSpaceDN w:val="0"/>
+              <w:adjustRightInd w:val="0"/>
+              <w:spacing w:before="0" w:line="240" w:lineRule="auto"/>
+              <w:rPr>
+                <w:rFonts w:cs="Arial"/>
+                <w:b/>
+                <w:sz w:val="28"/>
+                <w:szCs w:val="28"/>
+                <w:lang w:val="it-IT"/>
+              </w:rPr>
+            </w:pPr>
+            <w:r>
+              <w:rPr>
+                <w:rFonts w:cs="Arial"/>
+                <w:b/>
+                <w:sz w:val="28"/>
+                <w:szCs w:val="28"/>
+                <w:lang w:val="it-IT"/>
+              </w:rPr>
+              <w:t>TS 2.4.</w:t>
+            </w:r>
+            <w:r>
+              <w:rPr>
+                <w:rFonts w:cs="Arial"/>
+                <w:b/>
+                <w:sz w:val="28"/>
+                <w:szCs w:val="28"/>
+                <w:lang w:val="it-IT"/>
+              </w:rPr>
+              <w:t>8.2</w:t>
+            </w:r>
+            <w:r>
+              <w:rPr>
+                <w:rFonts w:cs="Arial"/>
+                <w:b/>
+                <w:sz w:val="28"/>
+                <w:szCs w:val="28"/>
+                <w:lang w:val="it-IT"/>
+              </w:rPr>
+              <w:t xml:space="preserve"> - Kramam</w:t>
+            </w:r>
+          </w:p>
+          <w:p>
+            <w:pPr>
+              <w:widowControl w:val="0"/>
+              <w:autoSpaceDE w:val="0"/>
+              <w:autoSpaceDN w:val="0"/>
+              <w:adjustRightInd w:val="0"/>
+              <w:spacing w:before="0" w:line="240" w:lineRule="auto"/>
+              <w:rPr>
+                <w:rFonts w:cs="Arial"/>
+                <w:b/>
+                <w:sz w:val="28"/>
+                <w:szCs w:val="28"/>
+                <w:lang w:val="it-IT"/>
+              </w:rPr>
+            </w:pPr>
+            <w:r>
+              <w:rPr>
+                <w:rFonts w:cs="Arial"/>
+                <w:b/>
+                <w:sz w:val="28"/>
+                <w:szCs w:val="28"/>
+                <w:lang w:val="it-IT"/>
+              </w:rPr>
+              <w:t xml:space="preserve">Krama Vaakyam No. - </w:t>
+            </w:r>
+            <w:r>
+              <w:rPr>
+                <w:rFonts w:cs="Arial"/>
+                <w:b/>
+                <w:sz w:val="28"/>
+                <w:szCs w:val="28"/>
+                <w:lang w:val="it-IT"/>
+              </w:rPr>
+              <w:t>9</w:t>
+            </w:r>
+            <w:r>
+              <w:rPr>
+                <w:rFonts w:cs="Arial"/>
+                <w:b/>
+                <w:sz w:val="28"/>
+                <w:szCs w:val="28"/>
+                <w:lang w:val="it-IT"/>
+              </w:rPr>
+              <w:br/>
+              <w:t xml:space="preserve">Panchaati No. - </w:t>
+            </w:r>
+            <w:r>
+              <w:rPr>
+                <w:rFonts w:cs="Arial"/>
+                <w:b/>
+                <w:sz w:val="28"/>
+                <w:szCs w:val="28"/>
+                <w:lang w:val="it-IT"/>
+              </w:rPr>
+              <w:t>22</w:t>
+            </w:r>
+          </w:p>
+        </w:tc>
+        <w:tc>
+          <w:tcPr>
+            <w:tcW w:w="5132" w:type="dxa"/>
+          </w:tcPr>
+          <w:p>
+            <w:pPr>
+              <w:spacing w:before="0" w:line="240" w:lineRule="auto"/>
+              <w:rPr>
+                <w:rFonts w:ascii="BRH Malayalam Extra" w:hAnsi="BRH Malayalam Extra" w:cs="BRH Malayalam Extra"/>
+                <w:color w:val="000000"/>
+                <w:sz w:val="40"/>
+                <w:szCs w:val="40"/>
+                <w:lang w:val="it-IT"/>
+              </w:rPr>
+            </w:pPr>
+            <w:r>
+              <w:rPr>
+                <w:rFonts w:ascii="BRH Malayalam Extra" w:hAnsi="BRH Malayalam Extra" w:cs="BRH Malayalam Extra"/>
+                <w:color w:val="000000"/>
+                <w:sz w:val="40"/>
+                <w:szCs w:val="40"/>
+                <w:lang w:val="it-IT"/>
+              </w:rPr>
+              <w:t>p</w:t>
+            </w:r>
+            <w:r>
+              <w:rPr>
+                <w:rFonts w:ascii="BRH Malayalam Extra" w:hAnsi="BRH Malayalam Extra" w:cs="BRH Malayalam Extra"/>
+                <w:b/>
+                <w:color w:val="000000"/>
+                <w:sz w:val="33"/>
+                <w:szCs w:val="40"/>
+                <w:lang w:val="it-IT"/>
+              </w:rPr>
+              <w:t>–</w:t>
+            </w:r>
+            <w:r>
+              <w:rPr>
+                <w:rFonts w:ascii="BRH Malayalam Extra" w:hAnsi="BRH Malayalam Extra" w:cs="BRH Malayalam Extra"/>
+                <w:color w:val="000000"/>
+                <w:sz w:val="40"/>
+                <w:szCs w:val="40"/>
+                <w:lang w:val="it-IT"/>
+              </w:rPr>
+              <w:t>ª</w:t>
+            </w:r>
+            <w:r>
+              <w:rPr>
+                <w:rFonts w:ascii="BRH Malayalam Extra" w:hAnsi="BRH Malayalam Extra" w:cs="BRH Malayalam Extra"/>
+                <w:b/>
+                <w:color w:val="000000"/>
+                <w:sz w:val="33"/>
+                <w:szCs w:val="40"/>
+                <w:lang w:val="it-IT"/>
+              </w:rPr>
+              <w:t>–</w:t>
+            </w:r>
+            <w:r>
+              <w:rPr>
+                <w:rFonts w:ascii="BRH Malayalam Extra" w:hAnsi="BRH Malayalam Extra" w:cs="BRH Malayalam Extra"/>
+                <w:color w:val="000000"/>
+                <w:sz w:val="40"/>
+                <w:szCs w:val="40"/>
+                <w:lang w:val="it-IT"/>
+              </w:rPr>
+              <w:t>.r</w:t>
+            </w:r>
+            <w:r>
+              <w:rPr>
+                <w:rFonts w:ascii="BRH Malayalam Extra" w:hAnsi="BRH Malayalam Extra" w:cs="BRH Malayalam Extra"/>
+                <w:b/>
+                <w:color w:val="000000"/>
+                <w:sz w:val="33"/>
+                <w:szCs w:val="40"/>
+                <w:lang w:val="it-IT"/>
+              </w:rPr>
+              <w:t>–</w:t>
+            </w:r>
+            <w:r>
+              <w:rPr>
+                <w:rFonts w:ascii="BRH Malayalam Extra" w:hAnsi="BRH Malayalam Extra" w:cs="BRH Malayalam Extra"/>
+                <w:color w:val="000000"/>
+                <w:sz w:val="40"/>
+                <w:szCs w:val="40"/>
+                <w:lang w:val="it-IT"/>
+              </w:rPr>
+              <w:t>j</w:t>
+            </w:r>
+            <w:r>
+              <w:rPr>
+                <w:rFonts w:ascii="BRH Malayalam Extra" w:hAnsi="BRH Malayalam Extra" w:cs="BRH Malayalam Extra"/>
+                <w:b/>
+                <w:color w:val="000000"/>
+                <w:sz w:val="33"/>
+                <w:szCs w:val="40"/>
+                <w:lang w:val="it-IT"/>
+              </w:rPr>
+              <w:t>–</w:t>
+            </w:r>
+            <w:r>
+              <w:rPr>
+                <w:rFonts w:ascii="BRH Malayalam Extra" w:hAnsi="BRH Malayalam Extra" w:cs="BRH Malayalam Extra"/>
+                <w:color w:val="000000"/>
+                <w:sz w:val="40"/>
+                <w:szCs w:val="40"/>
+                <w:lang w:val="it-IT"/>
+              </w:rPr>
+              <w:t>ax</w:t>
+            </w:r>
+            <w:r>
+              <w:rPr>
+                <w:rFonts w:ascii="BRH Malayalam Extra" w:hAnsi="BRH Malayalam Extra" w:cs="BRH Malayalam Extra"/>
+                <w:b/>
+                <w:color w:val="000000"/>
+                <w:sz w:val="33"/>
+                <w:szCs w:val="40"/>
+                <w:lang w:val="it-IT"/>
+              </w:rPr>
+              <w:t>–</w:t>
+            </w:r>
+            <w:r>
+              <w:rPr>
+                <w:rFonts w:ascii="BRH Malayalam Extra" w:hAnsi="BRH Malayalam Extra" w:cs="BRH Malayalam Extra"/>
+                <w:color w:val="000000"/>
+                <w:sz w:val="40"/>
+                <w:szCs w:val="40"/>
+                <w:lang w:val="it-IT"/>
+              </w:rPr>
+              <w:t xml:space="preserve"> e¡</w:t>
+            </w:r>
+            <w:r>
+              <w:rPr>
+                <w:rFonts w:ascii="BRH Malayalam Extra" w:hAnsi="BRH Malayalam Extra" w:cs="BRH Malayalam Extra"/>
+                <w:b/>
+                <w:color w:val="000000"/>
+                <w:sz w:val="33"/>
+                <w:szCs w:val="40"/>
+                <w:lang w:val="it-IT"/>
+              </w:rPr>
+              <w:t>–</w:t>
+            </w:r>
+            <w:r>
+              <w:rPr>
+                <w:rFonts w:ascii="BRH Malayalam Extra" w:hAnsi="BRH Malayalam Extra" w:cs="BRH Malayalam Extra"/>
+                <w:color w:val="000000"/>
+                <w:sz w:val="40"/>
+                <w:szCs w:val="40"/>
+                <w:lang w:val="it-IT"/>
+              </w:rPr>
+              <w:t>kz</w:t>
+            </w:r>
+            <w:r>
+              <w:rPr>
+                <w:rFonts w:ascii="BRH Malayalam Extra" w:hAnsi="BRH Malayalam Extra" w:cs="BRH Malayalam Extra"/>
+                <w:b/>
+                <w:color w:val="000000"/>
+                <w:sz w:val="33"/>
+                <w:szCs w:val="40"/>
+                <w:lang w:val="it-IT"/>
+              </w:rPr>
+              <w:t>–</w:t>
+            </w:r>
+            <w:r>
+              <w:rPr>
+                <w:rFonts w:ascii="BRH Malayalam Extra" w:hAnsi="BRH Malayalam Extra" w:cs="BRH Malayalam Extra"/>
+                <w:color w:val="000000"/>
+                <w:sz w:val="40"/>
+                <w:szCs w:val="40"/>
+                <w:lang w:val="it-IT"/>
+              </w:rPr>
+              <w:t>ry</w:t>
+            </w:r>
+            <w:r>
+              <w:rPr>
+                <w:rFonts w:ascii="BRH Malayalam Extra" w:hAnsi="BRH Malayalam Extra" w:cs="BRH Malayalam Extra"/>
+                <w:b/>
+                <w:color w:val="000000"/>
+                <w:sz w:val="33"/>
+                <w:szCs w:val="40"/>
+                <w:lang w:val="it-IT"/>
+              </w:rPr>
+              <w:t>–</w:t>
+            </w:r>
+            <w:r>
+              <w:rPr>
+                <w:rFonts w:ascii="BRH Malayalam Extra" w:hAnsi="BRH Malayalam Extra" w:cs="BRH Malayalam Extra"/>
+                <w:color w:val="000000"/>
+                <w:sz w:val="40"/>
+                <w:szCs w:val="40"/>
+                <w:lang w:val="it-IT"/>
+              </w:rPr>
+              <w:t>Y</w:t>
+            </w:r>
+            <w:r>
+              <w:rPr>
+                <w:rFonts w:ascii="BRH Malayalam Extra" w:hAnsi="BRH Malayalam Extra" w:cs="BRH Malayalam Extra"/>
+                <w:b/>
+                <w:color w:val="000000"/>
+                <w:sz w:val="33"/>
+                <w:szCs w:val="40"/>
+                <w:lang w:val="it-IT"/>
+              </w:rPr>
+              <w:t>–</w:t>
+            </w:r>
+            <w:r>
+              <w:rPr>
+                <w:rFonts w:ascii="BRH Malayalam Extra" w:hAnsi="BRH Malayalam Extra" w:cs="BRH Malayalam Extra"/>
+                <w:color w:val="000000"/>
+                <w:sz w:val="40"/>
+                <w:szCs w:val="40"/>
+                <w:lang w:val="it-IT"/>
+              </w:rPr>
+              <w:t xml:space="preserve">J | </w:t>
+            </w:r>
+          </w:p>
+          <w:p>
+            <w:pPr>
+              <w:spacing w:before="0" w:line="240" w:lineRule="auto"/>
+              <w:rPr>
+                <w:rFonts w:ascii="BRH Malayalam Extra" w:hAnsi="BRH Malayalam Extra" w:cs="BRH Malayalam Extra"/>
+                <w:color w:val="000000"/>
+                <w:sz w:val="40"/>
+                <w:szCs w:val="40"/>
+                <w:lang w:val="it-IT"/>
+              </w:rPr>
+            </w:pPr>
+            <w:r>
+              <w:rPr>
+                <w:rFonts w:ascii="BRH Malayalam Extra" w:hAnsi="BRH Malayalam Extra" w:cs="BRH Malayalam Extra"/>
+                <w:color w:val="000000"/>
+                <w:sz w:val="40"/>
+                <w:szCs w:val="40"/>
+                <w:lang w:val="it-IT"/>
+              </w:rPr>
+              <w:t>e¡</w:t>
+            </w:r>
+            <w:r>
+              <w:rPr>
+                <w:rFonts w:ascii="BRH Malayalam Extra" w:hAnsi="BRH Malayalam Extra" w:cs="BRH Malayalam Extra"/>
+                <w:b/>
+                <w:color w:val="000000"/>
+                <w:sz w:val="33"/>
+                <w:szCs w:val="40"/>
+                <w:lang w:val="it-IT"/>
+              </w:rPr>
+              <w:t>–</w:t>
+            </w:r>
+            <w:r>
+              <w:rPr>
+                <w:rFonts w:ascii="BRH Malayalam Extra" w:hAnsi="BRH Malayalam Extra" w:cs="BRH Malayalam Extra"/>
+                <w:color w:val="000000"/>
+                <w:sz w:val="40"/>
+                <w:szCs w:val="40"/>
+                <w:lang w:val="it-IT"/>
+              </w:rPr>
+              <w:t>kz</w:t>
+            </w:r>
+            <w:r>
+              <w:rPr>
+                <w:rFonts w:ascii="BRH Malayalam Extra" w:hAnsi="BRH Malayalam Extra" w:cs="BRH Malayalam Extra"/>
+                <w:b/>
+                <w:color w:val="000000"/>
+                <w:sz w:val="33"/>
+                <w:szCs w:val="40"/>
+                <w:lang w:val="it-IT"/>
+              </w:rPr>
+              <w:t>–</w:t>
+            </w:r>
+            <w:r>
+              <w:rPr>
+                <w:rFonts w:ascii="BRH Malayalam Extra" w:hAnsi="BRH Malayalam Extra" w:cs="BRH Malayalam Extra"/>
+                <w:color w:val="000000"/>
+                <w:sz w:val="40"/>
+                <w:szCs w:val="40"/>
+                <w:highlight w:val="yellow"/>
+                <w:lang w:val="it-IT"/>
+              </w:rPr>
+              <w:t>r</w:t>
+            </w:r>
+            <w:r>
+              <w:rPr>
+                <w:rFonts w:ascii="BRH Malayalam Extra" w:hAnsi="BRH Malayalam Extra" w:cs="BRH Malayalam Extra"/>
+                <w:b/>
+                <w:color w:val="000000"/>
+                <w:sz w:val="33"/>
+                <w:szCs w:val="40"/>
+                <w:lang w:val="it-IT"/>
+              </w:rPr>
+              <w:t>–</w:t>
+            </w:r>
+            <w:r>
+              <w:rPr>
+                <w:rFonts w:ascii="BRH Malayalam Extra" w:hAnsi="BRH Malayalam Extra" w:cs="BRH Malayalam Extra"/>
+                <w:color w:val="000000"/>
+                <w:sz w:val="40"/>
+                <w:szCs w:val="40"/>
+                <w:lang w:val="it-IT"/>
+              </w:rPr>
+              <w:t>Y</w:t>
+            </w:r>
+            <w:r>
+              <w:rPr>
+                <w:rFonts w:ascii="BRH Malayalam Extra" w:hAnsi="BRH Malayalam Extra" w:cs="BRH Malayalam Extra"/>
+                <w:b/>
+                <w:color w:val="000000"/>
+                <w:sz w:val="33"/>
+                <w:szCs w:val="40"/>
+                <w:lang w:val="it-IT"/>
+              </w:rPr>
+              <w:t>–</w:t>
+            </w:r>
+            <w:r>
+              <w:rPr>
+                <w:rFonts w:ascii="BRH Malayalam Extra" w:hAnsi="BRH Malayalam Extra" w:cs="BRH Malayalam Extra"/>
+                <w:color w:val="000000"/>
+                <w:sz w:val="40"/>
+                <w:szCs w:val="40"/>
+                <w:lang w:val="it-IT"/>
+              </w:rPr>
+              <w:t xml:space="preserve"> CZy— e¡kz</w:t>
+            </w:r>
+            <w:r>
+              <w:rPr>
+                <w:rFonts w:ascii="BRH Malayalam Extra" w:hAnsi="BRH Malayalam Extra" w:cs="BRH Malayalam Extra"/>
+                <w:color w:val="000000"/>
+                <w:sz w:val="40"/>
+                <w:szCs w:val="40"/>
+                <w:highlight w:val="yellow"/>
+                <w:lang w:val="it-IT"/>
+              </w:rPr>
+              <w:t>r</w:t>
+            </w:r>
+            <w:r>
+              <w:rPr>
+                <w:rFonts w:ascii="BRH Malayalam Extra" w:hAnsi="BRH Malayalam Extra" w:cs="BRH Malayalam Extra"/>
+                <w:color w:val="000000"/>
+                <w:sz w:val="40"/>
+                <w:szCs w:val="40"/>
+                <w:lang w:val="it-IT"/>
+              </w:rPr>
+              <w:t>YJ ||</w:t>
+            </w:r>
+          </w:p>
+        </w:tc>
+        <w:tc>
+          <w:tcPr>
+            <w:tcW w:w="5220" w:type="dxa"/>
+          </w:tcPr>
+          <w:p>
+            <w:pPr>
+              <w:widowControl w:val="0"/>
+              <w:autoSpaceDE w:val="0"/>
+              <w:autoSpaceDN w:val="0"/>
+              <w:adjustRightInd w:val="0"/>
+              <w:spacing w:before="0" w:line="264" w:lineRule="auto"/>
+              <w:rPr>
+                <w:rFonts w:ascii="BRH Malayalam Extra" w:hAnsi="BRH Malayalam Extra" w:cs="BRH Malayalam Extra"/>
+                <w:color w:val="000000"/>
+                <w:sz w:val="40"/>
+                <w:szCs w:val="40"/>
+                <w:lang w:val="it-IT"/>
+              </w:rPr>
+            </w:pPr>
+            <w:r>
+              <w:rPr>
+                <w:rFonts w:ascii="BRH Malayalam Extra" w:hAnsi="BRH Malayalam Extra" w:cs="BRH Malayalam Extra"/>
+                <w:color w:val="000000"/>
+                <w:sz w:val="40"/>
+                <w:szCs w:val="40"/>
+                <w:lang w:val="it-IT"/>
+              </w:rPr>
+              <w:t>p</w:t>
+            </w:r>
+            <w:r>
+              <w:rPr>
+                <w:rFonts w:ascii="BRH Malayalam Extra" w:hAnsi="BRH Malayalam Extra" w:cs="BRH Malayalam Extra"/>
+                <w:b/>
+                <w:color w:val="000000"/>
+                <w:sz w:val="33"/>
+                <w:szCs w:val="40"/>
+                <w:lang w:val="it-IT"/>
+              </w:rPr>
+              <w:t>–</w:t>
+            </w:r>
+            <w:r>
+              <w:rPr>
+                <w:rFonts w:ascii="BRH Malayalam Extra" w:hAnsi="BRH Malayalam Extra" w:cs="BRH Malayalam Extra"/>
+                <w:color w:val="000000"/>
+                <w:sz w:val="40"/>
+                <w:szCs w:val="40"/>
+                <w:lang w:val="it-IT"/>
+              </w:rPr>
+              <w:t>ª</w:t>
+            </w:r>
+            <w:r>
+              <w:rPr>
+                <w:rFonts w:ascii="BRH Malayalam Extra" w:hAnsi="BRH Malayalam Extra" w:cs="BRH Malayalam Extra"/>
+                <w:b/>
+                <w:color w:val="000000"/>
+                <w:sz w:val="33"/>
+                <w:szCs w:val="40"/>
+                <w:lang w:val="it-IT"/>
+              </w:rPr>
+              <w:t>–</w:t>
+            </w:r>
+            <w:r>
+              <w:rPr>
+                <w:rFonts w:ascii="BRH Malayalam Extra" w:hAnsi="BRH Malayalam Extra" w:cs="BRH Malayalam Extra"/>
+                <w:color w:val="000000"/>
+                <w:sz w:val="40"/>
+                <w:szCs w:val="40"/>
+                <w:lang w:val="it-IT"/>
+              </w:rPr>
+              <w:t>.r</w:t>
+            </w:r>
+            <w:r>
+              <w:rPr>
+                <w:rFonts w:ascii="BRH Malayalam Extra" w:hAnsi="BRH Malayalam Extra" w:cs="BRH Malayalam Extra"/>
+                <w:b/>
+                <w:color w:val="000000"/>
+                <w:sz w:val="33"/>
+                <w:szCs w:val="40"/>
+                <w:lang w:val="it-IT"/>
+              </w:rPr>
+              <w:t>–</w:t>
+            </w:r>
+            <w:r>
+              <w:rPr>
+                <w:rFonts w:ascii="BRH Malayalam Extra" w:hAnsi="BRH Malayalam Extra" w:cs="BRH Malayalam Extra"/>
+                <w:color w:val="000000"/>
+                <w:sz w:val="40"/>
+                <w:szCs w:val="40"/>
+                <w:lang w:val="it-IT"/>
+              </w:rPr>
+              <w:t>j</w:t>
+            </w:r>
+            <w:r>
+              <w:rPr>
+                <w:rFonts w:ascii="BRH Malayalam Extra" w:hAnsi="BRH Malayalam Extra" w:cs="BRH Malayalam Extra"/>
+                <w:b/>
+                <w:color w:val="000000"/>
+                <w:sz w:val="33"/>
+                <w:szCs w:val="40"/>
+                <w:lang w:val="it-IT"/>
+              </w:rPr>
+              <w:t>–</w:t>
+            </w:r>
+            <w:r>
+              <w:rPr>
+                <w:rFonts w:ascii="BRH Malayalam Extra" w:hAnsi="BRH Malayalam Extra" w:cs="BRH Malayalam Extra"/>
+                <w:color w:val="000000"/>
+                <w:sz w:val="40"/>
+                <w:szCs w:val="40"/>
+                <w:lang w:val="it-IT"/>
+              </w:rPr>
+              <w:t>ax</w:t>
+            </w:r>
+            <w:r>
+              <w:rPr>
+                <w:rFonts w:ascii="BRH Malayalam Extra" w:hAnsi="BRH Malayalam Extra" w:cs="BRH Malayalam Extra"/>
+                <w:b/>
+                <w:color w:val="000000"/>
+                <w:sz w:val="33"/>
+                <w:szCs w:val="40"/>
+                <w:lang w:val="it-IT"/>
+              </w:rPr>
+              <w:t>–</w:t>
+            </w:r>
+            <w:r>
+              <w:rPr>
+                <w:rFonts w:ascii="BRH Malayalam Extra" w:hAnsi="BRH Malayalam Extra" w:cs="BRH Malayalam Extra"/>
+                <w:color w:val="000000"/>
+                <w:sz w:val="40"/>
+                <w:szCs w:val="40"/>
+                <w:lang w:val="it-IT"/>
+              </w:rPr>
+              <w:t xml:space="preserve"> e¡</w:t>
+            </w:r>
+            <w:r>
+              <w:rPr>
+                <w:rFonts w:ascii="BRH Malayalam Extra" w:hAnsi="BRH Malayalam Extra" w:cs="BRH Malayalam Extra"/>
+                <w:b/>
+                <w:color w:val="000000"/>
+                <w:sz w:val="33"/>
+                <w:szCs w:val="40"/>
+                <w:lang w:val="it-IT"/>
+              </w:rPr>
+              <w:t>–</w:t>
+            </w:r>
+            <w:r>
+              <w:rPr>
+                <w:rFonts w:ascii="BRH Malayalam Extra" w:hAnsi="BRH Malayalam Extra" w:cs="BRH Malayalam Extra"/>
+                <w:color w:val="000000"/>
+                <w:sz w:val="40"/>
+                <w:szCs w:val="40"/>
+                <w:lang w:val="it-IT"/>
+              </w:rPr>
+              <w:t>kz</w:t>
+            </w:r>
+            <w:r>
+              <w:rPr>
+                <w:rFonts w:ascii="BRH Malayalam Extra" w:hAnsi="BRH Malayalam Extra" w:cs="BRH Malayalam Extra"/>
+                <w:b/>
+                <w:color w:val="000000"/>
+                <w:sz w:val="33"/>
+                <w:szCs w:val="40"/>
+                <w:lang w:val="it-IT"/>
+              </w:rPr>
+              <w:t>–</w:t>
+            </w:r>
+            <w:r>
+              <w:rPr>
+                <w:rFonts w:ascii="BRH Malayalam Extra" w:hAnsi="BRH Malayalam Extra" w:cs="BRH Malayalam Extra"/>
+                <w:color w:val="000000"/>
+                <w:sz w:val="40"/>
+                <w:szCs w:val="40"/>
+                <w:lang w:val="it-IT"/>
+              </w:rPr>
+              <w:t>ry</w:t>
+            </w:r>
+            <w:r>
+              <w:rPr>
+                <w:rFonts w:ascii="BRH Malayalam Extra" w:hAnsi="BRH Malayalam Extra" w:cs="BRH Malayalam Extra"/>
+                <w:b/>
+                <w:color w:val="000000"/>
+                <w:sz w:val="33"/>
+                <w:szCs w:val="40"/>
+                <w:lang w:val="it-IT"/>
+              </w:rPr>
+              <w:t>–</w:t>
+            </w:r>
+            <w:r>
+              <w:rPr>
+                <w:rFonts w:ascii="BRH Malayalam Extra" w:hAnsi="BRH Malayalam Extra" w:cs="BRH Malayalam Extra"/>
+                <w:color w:val="000000"/>
+                <w:sz w:val="40"/>
+                <w:szCs w:val="40"/>
+                <w:lang w:val="it-IT"/>
+              </w:rPr>
+              <w:t>Y</w:t>
+            </w:r>
+            <w:r>
+              <w:rPr>
+                <w:rFonts w:ascii="BRH Malayalam Extra" w:hAnsi="BRH Malayalam Extra" w:cs="BRH Malayalam Extra"/>
+                <w:b/>
+                <w:color w:val="000000"/>
+                <w:sz w:val="33"/>
+                <w:szCs w:val="40"/>
+                <w:lang w:val="it-IT"/>
+              </w:rPr>
+              <w:t>–</w:t>
+            </w:r>
+            <w:r>
+              <w:rPr>
+                <w:rFonts w:ascii="BRH Malayalam Extra" w:hAnsi="BRH Malayalam Extra" w:cs="BRH Malayalam Extra"/>
+                <w:color w:val="000000"/>
+                <w:sz w:val="40"/>
+                <w:szCs w:val="40"/>
+                <w:lang w:val="it-IT"/>
+              </w:rPr>
+              <w:t>J |</w:t>
+            </w:r>
+          </w:p>
+          <w:p>
+            <w:pPr>
+              <w:widowControl w:val="0"/>
+              <w:autoSpaceDE w:val="0"/>
+              <w:autoSpaceDN w:val="0"/>
+              <w:adjustRightInd w:val="0"/>
+              <w:spacing w:before="0" w:line="264" w:lineRule="auto"/>
+              <w:rPr>
+                <w:rFonts w:ascii="BRH Malayalam Extra" w:hAnsi="BRH Malayalam Extra" w:cs="BRH Malayalam Extra"/>
+                <w:color w:val="000000"/>
+                <w:sz w:val="40"/>
+                <w:szCs w:val="40"/>
+                <w:lang w:val="it-IT"/>
+              </w:rPr>
+            </w:pPr>
+            <w:r>
+              <w:rPr>
+                <w:rFonts w:ascii="BRH Malayalam Extra" w:hAnsi="BRH Malayalam Extra" w:cs="BRH Malayalam Extra"/>
+                <w:color w:val="000000"/>
+                <w:sz w:val="40"/>
+                <w:szCs w:val="40"/>
+                <w:lang w:val="it-IT"/>
+              </w:rPr>
+              <w:t>e¡</w:t>
+            </w:r>
+            <w:r>
+              <w:rPr>
+                <w:rFonts w:ascii="BRH Malayalam Extra" w:hAnsi="BRH Malayalam Extra" w:cs="BRH Malayalam Extra"/>
+                <w:b/>
+                <w:color w:val="000000"/>
+                <w:sz w:val="33"/>
+                <w:szCs w:val="40"/>
+                <w:lang w:val="it-IT"/>
+              </w:rPr>
+              <w:t>–</w:t>
+            </w:r>
+            <w:r>
+              <w:rPr>
+                <w:rFonts w:ascii="BRH Malayalam Extra" w:hAnsi="BRH Malayalam Extra" w:cs="BRH Malayalam Extra"/>
+                <w:color w:val="000000"/>
+                <w:sz w:val="40"/>
+                <w:szCs w:val="40"/>
+                <w:lang w:val="it-IT"/>
+              </w:rPr>
+              <w:t>kz</w:t>
+            </w:r>
+            <w:r>
+              <w:rPr>
+                <w:rFonts w:ascii="BRH Malayalam Extra" w:hAnsi="BRH Malayalam Extra" w:cs="BRH Malayalam Extra"/>
+                <w:b/>
+                <w:color w:val="000000"/>
+                <w:sz w:val="33"/>
+                <w:szCs w:val="40"/>
+                <w:lang w:val="it-IT"/>
+              </w:rPr>
+              <w:t>–</w:t>
+            </w:r>
+            <w:r>
+              <w:rPr>
+                <w:rFonts w:ascii="BRH Malayalam Extra" w:hAnsi="BRH Malayalam Extra" w:cs="BRH Malayalam Extra"/>
+                <w:color w:val="000000"/>
+                <w:sz w:val="40"/>
+                <w:szCs w:val="40"/>
+                <w:lang w:val="it-IT"/>
+              </w:rPr>
+              <w:t>r</w:t>
+            </w:r>
+            <w:r>
+              <w:rPr>
+                <w:rFonts w:ascii="BRH Malayalam Extra" w:hAnsi="BRH Malayalam Extra" w:cs="BRH Malayalam Extra"/>
+                <w:color w:val="000000"/>
+                <w:sz w:val="40"/>
+                <w:szCs w:val="40"/>
+                <w:highlight w:val="green"/>
+                <w:lang w:val="it-IT"/>
+              </w:rPr>
+              <w:t>y</w:t>
+            </w:r>
+            <w:r>
+              <w:rPr>
+                <w:rFonts w:ascii="BRH Malayalam Extra" w:hAnsi="BRH Malayalam Extra" w:cs="BRH Malayalam Extra"/>
+                <w:b/>
+                <w:color w:val="000000"/>
+                <w:sz w:val="33"/>
+                <w:szCs w:val="40"/>
+                <w:lang w:val="it-IT"/>
+              </w:rPr>
+              <w:t>–</w:t>
+            </w:r>
+            <w:r>
+              <w:rPr>
+                <w:rFonts w:ascii="BRH Malayalam Extra" w:hAnsi="BRH Malayalam Extra" w:cs="BRH Malayalam Extra"/>
+                <w:color w:val="000000"/>
+                <w:sz w:val="40"/>
+                <w:szCs w:val="40"/>
+                <w:lang w:val="it-IT"/>
+              </w:rPr>
+              <w:t>Y</w:t>
+            </w:r>
+            <w:r>
+              <w:rPr>
+                <w:rFonts w:ascii="BRH Malayalam Extra" w:hAnsi="BRH Malayalam Extra" w:cs="BRH Malayalam Extra"/>
+                <w:b/>
+                <w:color w:val="000000"/>
+                <w:sz w:val="33"/>
+                <w:szCs w:val="40"/>
+                <w:lang w:val="it-IT"/>
+              </w:rPr>
+              <w:t>–</w:t>
+            </w:r>
+            <w:r>
+              <w:rPr>
+                <w:rFonts w:ascii="BRH Malayalam Extra" w:hAnsi="BRH Malayalam Extra" w:cs="BRH Malayalam Extra"/>
+                <w:color w:val="000000"/>
+                <w:sz w:val="40"/>
+                <w:szCs w:val="40"/>
+                <w:lang w:val="it-IT"/>
+              </w:rPr>
+              <w:t xml:space="preserve"> CZy— e¡kzr</w:t>
+            </w:r>
+            <w:r>
+              <w:rPr>
+                <w:rFonts w:ascii="BRH Malayalam Extra" w:hAnsi="BRH Malayalam Extra" w:cs="BRH Malayalam Extra"/>
+                <w:color w:val="000000"/>
+                <w:sz w:val="40"/>
+                <w:szCs w:val="40"/>
+                <w:highlight w:val="green"/>
+                <w:lang w:val="it-IT"/>
+              </w:rPr>
+              <w:t>y</w:t>
+            </w:r>
+            <w:r>
+              <w:rPr>
+                <w:rFonts w:ascii="BRH Malayalam Extra" w:hAnsi="BRH Malayalam Extra" w:cs="BRH Malayalam Extra"/>
+                <w:color w:val="000000"/>
+                <w:sz w:val="40"/>
+                <w:szCs w:val="40"/>
+                <w:lang w:val="it-IT"/>
+              </w:rPr>
+              <w:t>YJ ||</w:t>
             </w:r>
           </w:p>
         </w:tc>
@@ -250,6 +1420,605 @@
                 <w:szCs w:val="28"/>
                 <w:lang w:val="it-IT"/>
               </w:rPr>
+              <w:t>11.5</w:t>
+            </w:r>
+            <w:r>
+              <w:rPr>
+                <w:rFonts w:cs="Arial"/>
+                <w:b/>
+                <w:sz w:val="28"/>
+                <w:szCs w:val="28"/>
+                <w:lang w:val="it-IT"/>
+              </w:rPr>
+              <w:t xml:space="preserve"> - Kramam</w:t>
+            </w:r>
+          </w:p>
+          <w:p>
+            <w:pPr>
+              <w:widowControl w:val="0"/>
+              <w:autoSpaceDE w:val="0"/>
+              <w:autoSpaceDN w:val="0"/>
+              <w:adjustRightInd w:val="0"/>
+              <w:spacing w:before="0" w:line="240" w:lineRule="auto"/>
+              <w:rPr>
+                <w:rFonts w:cs="Arial"/>
+                <w:b/>
+                <w:sz w:val="28"/>
+                <w:szCs w:val="28"/>
+                <w:lang w:val="it-IT"/>
+              </w:rPr>
+            </w:pPr>
+            <w:r>
+              <w:rPr>
+                <w:rFonts w:cs="Arial"/>
+                <w:b/>
+                <w:sz w:val="28"/>
+                <w:szCs w:val="28"/>
+                <w:lang w:val="it-IT"/>
+              </w:rPr>
+              <w:t xml:space="preserve">Krama Vaakyam No. - </w:t>
+            </w:r>
+            <w:r>
+              <w:rPr>
+                <w:rFonts w:cs="Arial"/>
+                <w:b/>
+                <w:sz w:val="28"/>
+                <w:szCs w:val="28"/>
+                <w:lang w:val="it-IT"/>
+              </w:rPr>
+              <w:t>47</w:t>
+            </w:r>
+            <w:r>
+              <w:rPr>
+                <w:rFonts w:cs="Arial"/>
+                <w:b/>
+                <w:sz w:val="28"/>
+                <w:szCs w:val="28"/>
+                <w:lang w:val="it-IT"/>
+              </w:rPr>
+              <w:br/>
+              <w:t xml:space="preserve">Panchaati No. - </w:t>
+            </w:r>
+            <w:r>
+              <w:rPr>
+                <w:rFonts w:cs="Arial"/>
+                <w:b/>
+                <w:sz w:val="28"/>
+                <w:szCs w:val="28"/>
+                <w:lang w:val="it-IT"/>
+              </w:rPr>
+              <w:t>34</w:t>
+            </w:r>
+          </w:p>
+        </w:tc>
+        <w:tc>
+          <w:tcPr>
+            <w:tcW w:w="5132" w:type="dxa"/>
+          </w:tcPr>
+          <w:p>
+            <w:pPr>
+              <w:spacing w:before="0" w:line="240" w:lineRule="auto"/>
+              <w:rPr>
+                <w:rFonts w:ascii="BRH Malayalam Extra" w:hAnsi="BRH Malayalam Extra" w:cs="BRH Malayalam Extra"/>
+                <w:color w:val="000000"/>
+                <w:sz w:val="40"/>
+                <w:szCs w:val="40"/>
+                <w:lang w:val="it-IT"/>
+              </w:rPr>
+            </w:pPr>
+            <w:r>
+              <w:rPr>
+                <w:rFonts w:ascii="BRH Malayalam Extra" w:hAnsi="BRH Malayalam Extra" w:cs="BRH Malayalam Extra"/>
+                <w:color w:val="000000"/>
+                <w:sz w:val="40"/>
+                <w:szCs w:val="40"/>
+                <w:lang w:val="it-IT"/>
+              </w:rPr>
+              <w:t>si£—Æõx</w:t>
+            </w:r>
+            <w:r>
+              <w:rPr>
+                <w:rFonts w:ascii="BRH Malayalam Extra" w:hAnsi="BRH Malayalam Extra" w:cs="BRH Malayalam Extra"/>
+                <w:b/>
+                <w:color w:val="000000"/>
+                <w:sz w:val="33"/>
+                <w:szCs w:val="40"/>
+                <w:lang w:val="it-IT"/>
+              </w:rPr>
+              <w:t>–</w:t>
+            </w:r>
+            <w:r>
+              <w:rPr>
+                <w:rFonts w:ascii="BRH Malayalam Extra" w:hAnsi="BRH Malayalam Extra" w:cs="BRH Malayalam Extra"/>
+                <w:color w:val="000000"/>
+                <w:sz w:val="40"/>
+                <w:szCs w:val="40"/>
+                <w:lang w:val="it-IT"/>
+              </w:rPr>
+              <w:t xml:space="preserve"> CZy</w:t>
+            </w:r>
+            <w:r>
+              <w:rPr>
+                <w:rFonts w:ascii="BRH Malayalam Extra" w:hAnsi="BRH Malayalam Extra" w:cs="BRH Malayalam Extra"/>
+                <w:b/>
+                <w:color w:val="000000"/>
+                <w:sz w:val="33"/>
+                <w:szCs w:val="40"/>
+                <w:lang w:val="it-IT"/>
+              </w:rPr>
+              <w:t>–</w:t>
+            </w:r>
+            <w:r>
+              <w:rPr>
+                <w:rFonts w:ascii="BRH Malayalam Extra" w:hAnsi="BRH Malayalam Extra" w:cs="BRH Malayalam Extra"/>
+                <w:color w:val="000000"/>
+                <w:sz w:val="40"/>
+                <w:szCs w:val="40"/>
+                <w:lang w:val="it-IT"/>
+              </w:rPr>
+              <w:t xml:space="preserve"> </w:t>
+            </w:r>
+          </w:p>
+          <w:p>
+            <w:pPr>
+              <w:spacing w:before="0" w:line="240" w:lineRule="auto"/>
+              <w:rPr>
+                <w:rFonts w:ascii="BRH Devanagari Extra" w:hAnsi="BRH Devanagari Extra" w:cs="BRH Devanagari Extra"/>
+                <w:color w:val="000000"/>
+                <w:sz w:val="40"/>
+                <w:szCs w:val="40"/>
+                <w:lang w:val="it-IT"/>
+              </w:rPr>
+            </w:pPr>
+            <w:r>
+              <w:rPr>
+                <w:rFonts w:ascii="BRH Malayalam Extra" w:hAnsi="BRH Malayalam Extra" w:cs="BRH Malayalam Extra"/>
+                <w:color w:val="000000"/>
+                <w:sz w:val="40"/>
+                <w:szCs w:val="40"/>
+                <w:lang w:val="it-IT"/>
+              </w:rPr>
+              <w:t>sI - E</w:t>
+            </w:r>
+            <w:r>
+              <w:rPr>
+                <w:rFonts w:ascii="BRH Malayalam Extra" w:hAnsi="BRH Malayalam Extra" w:cs="BRH Malayalam Extra"/>
+                <w:b/>
+                <w:color w:val="000000"/>
+                <w:sz w:val="33"/>
+                <w:szCs w:val="40"/>
+                <w:highlight w:val="yellow"/>
+                <w:lang w:val="it-IT"/>
+              </w:rPr>
+              <w:t>–</w:t>
+            </w:r>
+            <w:r>
+              <w:rPr>
+                <w:rFonts w:ascii="BRH Malayalam Extra" w:hAnsi="BRH Malayalam Extra" w:cs="BRH Malayalam Extra"/>
+                <w:color w:val="000000"/>
+                <w:sz w:val="40"/>
+                <w:szCs w:val="40"/>
+                <w:highlight w:val="yellow"/>
+                <w:lang w:val="it-IT"/>
+              </w:rPr>
+              <w:t>¥Æõ</w:t>
+            </w:r>
+            <w:r>
+              <w:rPr>
+                <w:rFonts w:ascii="BRH Malayalam Extra" w:hAnsi="BRH Malayalam Extra" w:cs="BRH Malayalam Extra"/>
+                <w:b/>
+                <w:color w:val="000000"/>
+                <w:sz w:val="33"/>
+                <w:szCs w:val="40"/>
+                <w:lang w:val="it-IT"/>
+              </w:rPr>
+              <w:t>–</w:t>
+            </w:r>
+            <w:r>
+              <w:rPr>
+                <w:rFonts w:ascii="BRH Malayalam Extra" w:hAnsi="BRH Malayalam Extra" w:cs="BRH Malayalam Extra"/>
+                <w:color w:val="000000"/>
+                <w:sz w:val="40"/>
+                <w:szCs w:val="40"/>
+                <w:lang w:val="it-IT"/>
+              </w:rPr>
+              <w:t xml:space="preserve"> |</w:t>
+            </w:r>
+          </w:p>
+        </w:tc>
+        <w:tc>
+          <w:tcPr>
+            <w:tcW w:w="5220" w:type="dxa"/>
+          </w:tcPr>
+          <w:p>
+            <w:pPr>
+              <w:widowControl w:val="0"/>
+              <w:autoSpaceDE w:val="0"/>
+              <w:autoSpaceDN w:val="0"/>
+              <w:adjustRightInd w:val="0"/>
+              <w:spacing w:before="0" w:line="264" w:lineRule="auto"/>
+              <w:rPr>
+                <w:rFonts w:ascii="BRH Malayalam Extra" w:hAnsi="BRH Malayalam Extra" w:cs="BRH Malayalam Extra"/>
+                <w:color w:val="000000"/>
+                <w:sz w:val="40"/>
+                <w:szCs w:val="40"/>
+                <w:lang w:val="it-IT"/>
+              </w:rPr>
+            </w:pPr>
+            <w:r>
+              <w:rPr>
+                <w:rFonts w:ascii="BRH Malayalam Extra" w:hAnsi="BRH Malayalam Extra" w:cs="BRH Malayalam Extra"/>
+                <w:color w:val="000000"/>
+                <w:sz w:val="40"/>
+                <w:szCs w:val="40"/>
+                <w:lang w:val="it-IT"/>
+              </w:rPr>
+              <w:t>si£—Æõx</w:t>
+            </w:r>
+            <w:r>
+              <w:rPr>
+                <w:rFonts w:ascii="BRH Malayalam Extra" w:hAnsi="BRH Malayalam Extra" w:cs="BRH Malayalam Extra"/>
+                <w:b/>
+                <w:color w:val="000000"/>
+                <w:sz w:val="33"/>
+                <w:szCs w:val="40"/>
+                <w:lang w:val="it-IT"/>
+              </w:rPr>
+              <w:t>–</w:t>
+            </w:r>
+            <w:r>
+              <w:rPr>
+                <w:rFonts w:ascii="BRH Malayalam Extra" w:hAnsi="BRH Malayalam Extra" w:cs="BRH Malayalam Extra"/>
+                <w:color w:val="000000"/>
+                <w:sz w:val="40"/>
+                <w:szCs w:val="40"/>
+                <w:lang w:val="it-IT"/>
+              </w:rPr>
+              <w:t xml:space="preserve"> CZy</w:t>
+            </w:r>
+            <w:r>
+              <w:rPr>
+                <w:rFonts w:ascii="BRH Malayalam Extra" w:hAnsi="BRH Malayalam Extra" w:cs="BRH Malayalam Extra"/>
+                <w:b/>
+                <w:color w:val="000000"/>
+                <w:sz w:val="33"/>
+                <w:szCs w:val="40"/>
+                <w:lang w:val="it-IT"/>
+              </w:rPr>
+              <w:t>–</w:t>
+            </w:r>
+            <w:r>
+              <w:rPr>
+                <w:rFonts w:ascii="BRH Malayalam Extra" w:hAnsi="BRH Malayalam Extra" w:cs="BRH Malayalam Extra"/>
+                <w:color w:val="000000"/>
+                <w:sz w:val="40"/>
+                <w:szCs w:val="40"/>
+                <w:lang w:val="it-IT"/>
+              </w:rPr>
+              <w:t xml:space="preserve"> </w:t>
+            </w:r>
+          </w:p>
+          <w:p>
+            <w:pPr>
+              <w:widowControl w:val="0"/>
+              <w:autoSpaceDE w:val="0"/>
+              <w:autoSpaceDN w:val="0"/>
+              <w:adjustRightInd w:val="0"/>
+              <w:spacing w:before="0" w:line="264" w:lineRule="auto"/>
+              <w:rPr>
+                <w:rFonts w:ascii="BRH Devanagari Extra" w:hAnsi="BRH Devanagari Extra" w:cs="BRH Devanagari Extra"/>
+                <w:color w:val="000000"/>
+                <w:sz w:val="40"/>
+                <w:szCs w:val="40"/>
+                <w:lang w:val="it-IT"/>
+              </w:rPr>
+            </w:pPr>
+            <w:r>
+              <w:rPr>
+                <w:rFonts w:ascii="BRH Malayalam Extra" w:hAnsi="BRH Malayalam Extra" w:cs="BRH Malayalam Extra"/>
+                <w:color w:val="000000"/>
+                <w:sz w:val="40"/>
+                <w:szCs w:val="40"/>
+                <w:lang w:val="it-IT"/>
+              </w:rPr>
+              <w:t>sI - E</w:t>
+            </w:r>
+            <w:r>
+              <w:rPr>
+                <w:rFonts w:ascii="BRH Malayalam Extra" w:hAnsi="BRH Malayalam Extra" w:cs="BRH Malayalam Extra"/>
+                <w:color w:val="000000"/>
+                <w:sz w:val="40"/>
+                <w:szCs w:val="40"/>
+                <w:highlight w:val="green"/>
+                <w:lang w:val="it-IT"/>
+              </w:rPr>
+              <w:t>¤¤</w:t>
+            </w:r>
+            <w:r>
+              <w:rPr>
+                <w:rFonts w:ascii="BRH Malayalam Extra" w:hAnsi="BRH Malayalam Extra" w:cs="BRH Malayalam Extra"/>
+                <w:color w:val="000000"/>
+                <w:sz w:val="40"/>
+                <w:szCs w:val="40"/>
+                <w:lang w:val="it-IT"/>
+              </w:rPr>
+              <w:t>Æõ</w:t>
+            </w:r>
+            <w:r>
+              <w:rPr>
+                <w:rFonts w:ascii="BRH Malayalam Extra" w:hAnsi="BRH Malayalam Extra" w:cs="BRH Malayalam Extra"/>
+                <w:b/>
+                <w:color w:val="000000"/>
+                <w:sz w:val="33"/>
+                <w:szCs w:val="40"/>
+                <w:lang w:val="it-IT"/>
+              </w:rPr>
+              <w:t>–</w:t>
+            </w:r>
+            <w:r>
+              <w:rPr>
+                <w:rFonts w:ascii="BRH Malayalam Extra" w:hAnsi="BRH Malayalam Extra" w:cs="BRH Malayalam Extra"/>
+                <w:color w:val="000000"/>
+                <w:sz w:val="40"/>
+                <w:szCs w:val="40"/>
+                <w:lang w:val="it-IT"/>
+              </w:rPr>
+              <w:t xml:space="preserve"> |</w:t>
+            </w:r>
+          </w:p>
+        </w:tc>
+      </w:tr>
+      <w:tr>
+        <w:trPr>
+          <w:trHeight w:val="680"/>
+        </w:trPr>
+        <w:tc>
+          <w:tcPr>
+            <w:tcW w:w="3877" w:type="dxa"/>
+          </w:tcPr>
+          <w:p>
+            <w:pPr>
+              <w:widowControl w:val="0"/>
+              <w:autoSpaceDE w:val="0"/>
+              <w:autoSpaceDN w:val="0"/>
+              <w:adjustRightInd w:val="0"/>
+              <w:spacing w:before="0" w:line="240" w:lineRule="auto"/>
+              <w:rPr>
+                <w:rFonts w:cs="Arial"/>
+                <w:b/>
+                <w:sz w:val="28"/>
+                <w:szCs w:val="28"/>
+                <w:lang w:val="it-IT"/>
+              </w:rPr>
+            </w:pPr>
+            <w:r>
+              <w:rPr>
+                <w:rFonts w:cs="Arial"/>
+                <w:b/>
+                <w:sz w:val="28"/>
+                <w:szCs w:val="28"/>
+                <w:lang w:val="it-IT"/>
+              </w:rPr>
+              <w:t>TS 2.4.</w:t>
+            </w:r>
+            <w:r>
+              <w:rPr>
+                <w:rFonts w:cs="Arial"/>
+                <w:b/>
+                <w:sz w:val="28"/>
+                <w:szCs w:val="28"/>
+                <w:lang w:val="it-IT"/>
+              </w:rPr>
+              <w:t>14.3</w:t>
+            </w:r>
+            <w:r>
+              <w:rPr>
+                <w:rFonts w:cs="Arial"/>
+                <w:b/>
+                <w:sz w:val="28"/>
+                <w:szCs w:val="28"/>
+                <w:lang w:val="it-IT"/>
+              </w:rPr>
+              <w:t xml:space="preserve"> - Kramam</w:t>
+            </w:r>
+          </w:p>
+          <w:p>
+            <w:pPr>
+              <w:widowControl w:val="0"/>
+              <w:autoSpaceDE w:val="0"/>
+              <w:autoSpaceDN w:val="0"/>
+              <w:adjustRightInd w:val="0"/>
+              <w:spacing w:before="0" w:line="240" w:lineRule="auto"/>
+              <w:rPr>
+                <w:rFonts w:cs="Arial"/>
+                <w:b/>
+                <w:sz w:val="28"/>
+                <w:szCs w:val="28"/>
+                <w:lang w:val="it-IT"/>
+              </w:rPr>
+            </w:pPr>
+            <w:r>
+              <w:rPr>
+                <w:rFonts w:cs="Arial"/>
+                <w:b/>
+                <w:sz w:val="28"/>
+                <w:szCs w:val="28"/>
+                <w:lang w:val="it-IT"/>
+              </w:rPr>
+              <w:t xml:space="preserve">Krama Vaakyam No. - </w:t>
+            </w:r>
+            <w:r>
+              <w:rPr>
+                <w:rFonts w:cs="Arial"/>
+                <w:b/>
+                <w:sz w:val="28"/>
+                <w:szCs w:val="28"/>
+                <w:lang w:val="it-IT"/>
+              </w:rPr>
+              <w:t>24</w:t>
+            </w:r>
+            <w:r>
+              <w:rPr>
+                <w:rFonts w:cs="Arial"/>
+                <w:b/>
+                <w:sz w:val="28"/>
+                <w:szCs w:val="28"/>
+                <w:lang w:val="it-IT"/>
+              </w:rPr>
+              <w:br/>
+              <w:t xml:space="preserve">Panchaati No. - </w:t>
+            </w:r>
+            <w:r>
+              <w:rPr>
+                <w:rFonts w:cs="Arial"/>
+                <w:b/>
+                <w:sz w:val="28"/>
+                <w:szCs w:val="28"/>
+                <w:lang w:val="it-IT"/>
+              </w:rPr>
+              <w:t>46</w:t>
+            </w:r>
+          </w:p>
+        </w:tc>
+        <w:tc>
+          <w:tcPr>
+            <w:tcW w:w="5132" w:type="dxa"/>
+          </w:tcPr>
+          <w:p>
+            <w:pPr>
+              <w:spacing w:before="0" w:line="240" w:lineRule="auto"/>
+              <w:rPr>
+                <w:rFonts w:ascii="BRH Devanagari Extra" w:hAnsi="BRH Devanagari Extra" w:cs="BRH Devanagari Extra"/>
+                <w:color w:val="000000"/>
+                <w:sz w:val="40"/>
+                <w:szCs w:val="40"/>
+                <w:lang w:val="it-IT"/>
+              </w:rPr>
+            </w:pPr>
+            <w:r>
+              <w:rPr>
+                <w:rFonts w:ascii="BRH Malayalam Extra" w:hAnsi="BRH Malayalam Extra" w:cs="BRH Malayalam Extra"/>
+                <w:color w:val="000000"/>
+                <w:sz w:val="40"/>
+                <w:szCs w:val="40"/>
+                <w:highlight w:val="yellow"/>
+                <w:lang w:val="it-IT"/>
+              </w:rPr>
+              <w:t>j</w:t>
+            </w:r>
+            <w:r>
+              <w:rPr>
+                <w:rFonts w:ascii="BRH Malayalam Extra" w:hAnsi="BRH Malayalam Extra" w:cs="BRH Malayalam Extra"/>
+                <w:color w:val="000000"/>
+                <w:sz w:val="40"/>
+                <w:szCs w:val="40"/>
+                <w:lang w:val="it-IT"/>
+              </w:rPr>
+              <w:t xml:space="preserve"> bõxp—J | bõxp— CöÉ |</w:t>
+            </w:r>
+          </w:p>
+        </w:tc>
+        <w:tc>
+          <w:tcPr>
+            <w:tcW w:w="5220" w:type="dxa"/>
+          </w:tcPr>
+          <w:p>
+            <w:pPr>
+              <w:widowControl w:val="0"/>
+              <w:autoSpaceDE w:val="0"/>
+              <w:autoSpaceDN w:val="0"/>
+              <w:adjustRightInd w:val="0"/>
+              <w:spacing w:before="0" w:line="264" w:lineRule="auto"/>
+              <w:rPr>
+                <w:rFonts w:ascii="BRH Devanagari Extra" w:hAnsi="BRH Devanagari Extra" w:cs="BRH Devanagari Extra"/>
+                <w:color w:val="000000"/>
+                <w:sz w:val="40"/>
+                <w:szCs w:val="40"/>
+                <w:lang w:val="it-IT"/>
+              </w:rPr>
+            </w:pPr>
+            <w:r>
+              <w:rPr>
+                <w:rFonts w:ascii="BRH Malayalam Extra" w:hAnsi="BRH Malayalam Extra" w:cs="BRH Malayalam Extra"/>
+                <w:sz w:val="40"/>
+                <w:szCs w:val="40"/>
+                <w:lang w:val="it-IT"/>
+              </w:rPr>
+              <w:t>j</w:t>
+            </w:r>
+            <w:r>
+              <w:rPr>
+                <w:rFonts w:ascii="BRH Malayalam Extra" w:hAnsi="BRH Malayalam Extra" w:cs="BRH Malayalam Extra"/>
+                <w:sz w:val="40"/>
+                <w:szCs w:val="40"/>
+                <w:highlight w:val="green"/>
+                <w:lang w:val="it-IT"/>
+              </w:rPr>
+              <w:t>b</w:t>
+            </w:r>
+            <w:r>
+              <w:rPr>
+                <w:rFonts w:ascii="BRH Malayalam Extra" w:hAnsi="BRH Malayalam Extra" w:cs="BRH Malayalam Extra"/>
+                <w:sz w:val="40"/>
+                <w:szCs w:val="40"/>
+                <w:lang w:val="it-IT"/>
+              </w:rPr>
+              <w:t xml:space="preserve">§ </w:t>
+            </w:r>
+            <w:r>
+              <w:rPr>
+                <w:rFonts w:ascii="BRH Malayalam Extra" w:hAnsi="BRH Malayalam Extra" w:cs="BRH Malayalam Extra"/>
+                <w:color w:val="000000"/>
+                <w:sz w:val="40"/>
+                <w:szCs w:val="40"/>
+                <w:lang w:val="it-IT"/>
+              </w:rPr>
+              <w:t>bõxp—J | bõxp— CöÉ |</w:t>
+            </w:r>
+          </w:p>
+        </w:tc>
+      </w:tr>
+      <w:tr>
+        <w:trPr>
+          <w:trHeight w:val="680"/>
+        </w:trPr>
+        <w:tc>
+          <w:tcPr>
+            <w:tcW w:w="3877" w:type="dxa"/>
+          </w:tcPr>
+          <w:p>
+            <w:pPr>
+              <w:widowControl w:val="0"/>
+              <w:autoSpaceDE w:val="0"/>
+              <w:autoSpaceDN w:val="0"/>
+              <w:adjustRightInd w:val="0"/>
+              <w:spacing w:before="0" w:line="240" w:lineRule="auto"/>
+              <w:rPr>
+                <w:rFonts w:cs="Arial"/>
+                <w:b/>
+                <w:sz w:val="28"/>
+                <w:szCs w:val="28"/>
+                <w:lang w:val="it-IT"/>
+              </w:rPr>
+            </w:pPr>
+            <w:r>
+              <w:rPr>
+                <w:rFonts w:cs="Arial"/>
+                <w:b/>
+                <w:sz w:val="28"/>
+                <w:szCs w:val="28"/>
+                <w:lang w:val="it-IT"/>
+              </w:rPr>
+              <w:t>TS 2.4.</w:t>
+            </w:r>
+            <w:r>
+              <w:rPr>
+                <w:rFonts w:cs="Arial"/>
+                <w:b/>
+                <w:sz w:val="28"/>
+                <w:szCs w:val="28"/>
+                <w:lang w:val="it-IT"/>
+              </w:rPr>
               <w:t>14.4</w:t>
             </w:r>
             <w:r>
@@ -328,7 +2097,7 @@
         </w:tc>
         <w:tc>
           <w:tcPr>
-            <w:tcW w:w="4738" w:type="dxa"/>
+            <w:tcW w:w="5132" w:type="dxa"/>
           </w:tcPr>
           <w:p>
             <w:pPr>
@@ -1380,7 +3149,6 @@
                 <w:szCs w:val="28"/>
                 <w:lang w:val="it-IT"/>
               </w:rPr>
-              <w:lastRenderedPageBreak/>
               <w:t>TS 2.4.14.1 - Kramam</w:t>
             </w:r>
           </w:p>
@@ -2572,7 +4340,6 @@
           <w:b/>
           <w:bCs/>
         </w:rPr>
-        <w:lastRenderedPageBreak/>
         <w:t>(ignore those which are already incorporated in your book’s version and date)</w:t>
       </w:r>
     </w:p>
@@ -3324,6 +5091,7 @@
                 <w:sz w:val="40"/>
                 <w:szCs w:val="40"/>
               </w:rPr>
+              <w:lastRenderedPageBreak/>
               <w:t>A</w:t>
             </w:r>
             <w:r>
@@ -3398,6 +5166,7 @@
                 <w:sz w:val="40"/>
                 <w:szCs w:val="40"/>
               </w:rPr>
+              <w:lastRenderedPageBreak/>
               <w:t xml:space="preserve">CZõ—ögpzZ§ | </w:t>
             </w:r>
           </w:p>
@@ -3422,6 +5191,7 @@
                 <w:sz w:val="40"/>
                 <w:szCs w:val="40"/>
               </w:rPr>
+              <w:lastRenderedPageBreak/>
               <w:t>A</w:t>
             </w:r>
             <w:r>
@@ -3518,6 +5288,7 @@
                 <w:sz w:val="28"/>
                 <w:szCs w:val="32"/>
               </w:rPr>
+              <w:lastRenderedPageBreak/>
               <w:t>T.S.2.</w:t>
             </w:r>
             <w:r>
@@ -4710,7 +6481,6 @@
                 <w:sz w:val="36"/>
                 <w:szCs w:val="40"/>
               </w:rPr>
-              <w:lastRenderedPageBreak/>
               <w:t>¤F</w:t>
             </w:r>
             <w:r>
@@ -4879,7 +6649,6 @@
                 <w:sz w:val="36"/>
                 <w:szCs w:val="40"/>
               </w:rPr>
-              <w:lastRenderedPageBreak/>
               <w:t>G</w:t>
             </w:r>
             <w:r>
@@ -4970,7 +6739,6 @@
                 <w:sz w:val="36"/>
                 <w:szCs w:val="40"/>
               </w:rPr>
-              <w:lastRenderedPageBreak/>
               <w:t>¤F</w:t>
             </w:r>
             <w:r>
@@ -5147,7 +6915,6 @@
                 <w:sz w:val="28"/>
                 <w:szCs w:val="32"/>
               </w:rPr>
-              <w:lastRenderedPageBreak/>
               <w:t>T.S.2.</w:t>
             </w:r>
             <w:r>
@@ -6278,6 +8045,7 @@
                 <w:sz w:val="28"/>
                 <w:szCs w:val="32"/>
               </w:rPr>
+              <w:lastRenderedPageBreak/>
               <w:t>T.S.2.</w:t>
             </w:r>
             <w:r>
@@ -6745,16 +8513,7 @@
           <w:bCs/>
           <w:sz w:val="32"/>
         </w:rPr>
-        <w:t xml:space="preserve">replaced </w:t>
-      </w:r>
-      <w:proofErr w:type="gramStart"/>
-      <w:r>
-        <w:rPr>
-          <w:b/>
-          <w:bCs/>
-          <w:sz w:val="32"/>
-        </w:rPr>
-        <w:t>with</w:t>
+        <w:t>replaced with</w:t>
       </w:r>
       <w:r>
         <w:rPr>
@@ -6774,18 +8533,7 @@
           <w:szCs w:val="40"/>
           <w:lang w:val="en-IN" w:eastAsia="en-IN"/>
         </w:rPr>
-        <w:t>"</w:t>
-      </w:r>
-      <w:proofErr w:type="gramEnd"/>
-      <w:r>
-        <w:rPr>
-          <w:rFonts w:ascii="BRH Malayalam" w:hAnsi="BRH Malayalam" w:cs="BRH Malayalam"/>
-          <w:color w:val="000000"/>
-          <w:sz w:val="40"/>
-          <w:szCs w:val="40"/>
-          <w:lang w:val="en-IN" w:eastAsia="en-IN"/>
-        </w:rPr>
-        <w:t xml:space="preserve">q§T"  </w:t>
+        <w:t xml:space="preserve">"q§T"  </w:t>
       </w:r>
       <w:r>
         <w:rPr>

--- a/TS-Kramam/TS-2.4/TS 2.4 Malayalam Krama Paatam Corrections.docx
+++ b/TS-Kramam/TS-2.4/TS 2.4 Malayalam Krama Paatam Corrections.docx
@@ -1420,7 +1420,7 @@
                 <w:szCs w:val="28"/>
                 <w:lang w:val="it-IT"/>
               </w:rPr>
-              <w:t>11.5</w:t>
+              <w:t>11.1</w:t>
             </w:r>
             <w:r>
               <w:rPr>
@@ -1466,7 +1466,7 @@
                 <w:szCs w:val="28"/>
                 <w:lang w:val="it-IT"/>
               </w:rPr>
-              <w:t>47</w:t>
+              <w:t>44</w:t>
             </w:r>
             <w:r>
               <w:rPr>
@@ -1487,7 +1487,17 @@
                 <w:szCs w:val="28"/>
                 <w:lang w:val="it-IT"/>
               </w:rPr>
-              <w:t>34</w:t>
+              <w:t>3</w:t>
+            </w:r>
+            <w:r>
+              <w:rPr>
+                <w:rFonts w:cs="Arial"/>
+                <w:b/>
+                <w:sz w:val="28"/>
+                <w:szCs w:val="28"/>
+                <w:lang w:val="it-IT"/>
+              </w:rPr>
+              <w:t>0</w:t>
             </w:r>
           </w:p>
         </w:tc>
@@ -1514,7 +1524,7 @@
                 <w:szCs w:val="40"/>
                 <w:lang w:val="it-IT"/>
               </w:rPr>
-              <w:t>si£—Æõx</w:t>
+              <w:t>e¡</w:t>
             </w:r>
             <w:r>
               <w:rPr>
@@ -1535,7 +1545,7 @@
                 <w:szCs w:val="40"/>
                 <w:lang w:val="it-IT"/>
               </w:rPr>
-              <w:t xml:space="preserve"> CZy</w:t>
+              <w:t>¥kx</w:t>
             </w:r>
             <w:r>
               <w:rPr>
@@ -1556,29 +1566,50 @@
                 <w:szCs w:val="40"/>
                 <w:lang w:val="it-IT"/>
               </w:rPr>
-              <w:t xml:space="preserve"> </w:t>
+              <w:t>Wx¥</w:t>
+            </w:r>
+            <w:r>
+              <w:rPr>
+                <w:rFonts w:ascii="BRH Malayalam Extra" w:hAnsi="BRH Malayalam Extra" w:cs="BRH Malayalam Extra"/>
+                <w:color w:val="000000"/>
+                <w:sz w:val="40"/>
+                <w:szCs w:val="40"/>
+                <w:highlight w:val="yellow"/>
+                <w:lang w:val="it-IT"/>
+              </w:rPr>
+              <w:t>qx</w:t>
+            </w:r>
+            <w:r>
+              <w:rPr>
+                <w:rFonts w:ascii="BRH Malayalam Extra" w:hAnsi="BRH Malayalam Extra" w:cs="BRH Malayalam Extra"/>
+                <w:color w:val="000000"/>
+                <w:sz w:val="40"/>
+                <w:szCs w:val="40"/>
+                <w:lang w:val="it-IT"/>
+              </w:rPr>
+              <w:t xml:space="preserve">—„cy | </w:t>
             </w:r>
           </w:p>
           <w:p>
             <w:pPr>
               <w:spacing w:before="0" w:line="240" w:lineRule="auto"/>
               <w:rPr>
-                <w:rFonts w:ascii="BRH Devanagari Extra" w:hAnsi="BRH Devanagari Extra" w:cs="BRH Devanagari Extra"/>
-                <w:color w:val="000000"/>
-                <w:sz w:val="40"/>
-                <w:szCs w:val="40"/>
-                <w:lang w:val="it-IT"/>
-              </w:rPr>
-            </w:pPr>
-            <w:r>
-              <w:rPr>
-                <w:rFonts w:ascii="BRH Malayalam Extra" w:hAnsi="BRH Malayalam Extra" w:cs="BRH Malayalam Extra"/>
-                <w:color w:val="000000"/>
-                <w:sz w:val="40"/>
-                <w:szCs w:val="40"/>
-                <w:lang w:val="it-IT"/>
-              </w:rPr>
-              <w:t>sI - E</w:t>
+                <w:rFonts w:ascii="BRH Malayalam Extra" w:hAnsi="BRH Malayalam Extra" w:cs="BRH Malayalam Extra"/>
+                <w:color w:val="000000"/>
+                <w:sz w:val="40"/>
+                <w:szCs w:val="40"/>
+                <w:lang w:val="it-IT"/>
+              </w:rPr>
+            </w:pPr>
+            <w:r>
+              <w:rPr>
+                <w:rFonts w:ascii="BRH Malayalam Extra" w:hAnsi="BRH Malayalam Extra" w:cs="BRH Malayalam Extra"/>
+                <w:color w:val="000000"/>
+                <w:sz w:val="40"/>
+                <w:szCs w:val="40"/>
+                <w:lang w:val="it-IT"/>
+              </w:rPr>
+              <w:t>A¥Æõ</w:t>
             </w:r>
             <w:r>
               <w:rPr>
@@ -1587,42 +1618,19 @@
                 <w:color w:val="000000"/>
                 <w:sz w:val="33"/>
                 <w:szCs w:val="40"/>
-                <w:highlight w:val="yellow"/>
-                <w:lang w:val="it-IT"/>
-              </w:rPr>
-              <w:t>–</w:t>
-            </w:r>
-            <w:r>
-              <w:rPr>
-                <w:rFonts w:ascii="BRH Malayalam Extra" w:hAnsi="BRH Malayalam Extra" w:cs="BRH Malayalam Extra"/>
-                <w:color w:val="000000"/>
-                <w:sz w:val="40"/>
-                <w:szCs w:val="40"/>
-                <w:highlight w:val="yellow"/>
-                <w:lang w:val="it-IT"/>
-              </w:rPr>
-              <w:t>¥Æõ</w:t>
-            </w:r>
-            <w:r>
-              <w:rPr>
-                <w:rFonts w:ascii="BRH Malayalam Extra" w:hAnsi="BRH Malayalam Extra" w:cs="BRH Malayalam Extra"/>
-                <w:b/>
-                <w:color w:val="000000"/>
-                <w:sz w:val="33"/>
-                <w:szCs w:val="40"/>
-                <w:lang w:val="it-IT"/>
-              </w:rPr>
-              <w:t>–</w:t>
-            </w:r>
-            <w:r>
-              <w:rPr>
-                <w:rFonts w:ascii="BRH Malayalam Extra" w:hAnsi="BRH Malayalam Extra" w:cs="BRH Malayalam Extra"/>
-                <w:color w:val="000000"/>
-                <w:sz w:val="40"/>
-                <w:szCs w:val="40"/>
-                <w:lang w:val="it-IT"/>
-              </w:rPr>
-              <w:t xml:space="preserve"> |</w:t>
+                <w:lang w:val="it-IT"/>
+              </w:rPr>
+              <w:t>–</w:t>
+            </w:r>
+            <w:r>
+              <w:rPr>
+                <w:rFonts w:ascii="BRH Malayalam Extra" w:hAnsi="BRH Malayalam Extra" w:cs="BRH Malayalam Extra"/>
+                <w:color w:val="000000"/>
+                <w:sz w:val="40"/>
+                <w:szCs w:val="40"/>
+                <w:lang w:val="it-IT"/>
+              </w:rPr>
+              <w:t>pI |</w:t>
             </w:r>
           </w:p>
         </w:tc>
@@ -1653,7 +1661,7 @@
                 <w:szCs w:val="40"/>
                 <w:lang w:val="it-IT"/>
               </w:rPr>
-              <w:t>si£—Æõx</w:t>
+              <w:t>e¡</w:t>
             </w:r>
             <w:r>
               <w:rPr>
@@ -1674,7 +1682,7 @@
                 <w:szCs w:val="40"/>
                 <w:lang w:val="it-IT"/>
               </w:rPr>
-              <w:t xml:space="preserve"> CZy</w:t>
+              <w:t>¥kx</w:t>
             </w:r>
             <w:r>
               <w:rPr>
@@ -1695,7 +1703,28 @@
                 <w:szCs w:val="40"/>
                 <w:lang w:val="it-IT"/>
               </w:rPr>
-              <w:t xml:space="preserve"> </w:t>
+              <w:t>Wx¥qx„</w:t>
+            </w:r>
+            <w:r>
+              <w:rPr>
+                <w:rFonts w:ascii="BRH Malayalam Extra" w:hAnsi="BRH Malayalam Extra" w:cs="BRH Malayalam Extra"/>
+                <w:color w:val="000000"/>
+                <w:sz w:val="40"/>
+                <w:szCs w:val="40"/>
+                <w:highlight w:val="green"/>
+                <w:lang w:val="it-IT"/>
+              </w:rPr>
+              <w:t>cy</w:t>
+            </w:r>
+            <w:r>
+              <w:rPr>
+                <w:rFonts w:ascii="BRH Malayalam Extra" w:hAnsi="BRH Malayalam Extra" w:cs="BRH Malayalam Extra"/>
+                <w:color w:val="000000"/>
+                <w:sz w:val="40"/>
+                <w:szCs w:val="40"/>
+                <w:lang w:val="it-IT"/>
+              </w:rPr>
+              <w:t xml:space="preserve">— | </w:t>
             </w:r>
           </w:p>
           <w:p>
@@ -1706,43 +1735,22 @@
               <w:adjustRightInd w:val="0"/>
               <w:spacing w:before="0" w:line="264" w:lineRule="auto"/>
               <w:rPr>
-                <w:rFonts w:ascii="BRH Devanagari Extra" w:hAnsi="BRH Devanagari Extra" w:cs="BRH Devanagari Extra"/>
-                <w:color w:val="000000"/>
-                <w:sz w:val="40"/>
-                <w:szCs w:val="40"/>
-                <w:lang w:val="it-IT"/>
-              </w:rPr>
-            </w:pPr>
-            <w:r>
-              <w:rPr>
-                <w:rFonts w:ascii="BRH Malayalam Extra" w:hAnsi="BRH Malayalam Extra" w:cs="BRH Malayalam Extra"/>
-                <w:color w:val="000000"/>
-                <w:sz w:val="40"/>
-                <w:szCs w:val="40"/>
-                <w:lang w:val="it-IT"/>
-              </w:rPr>
-              <w:t>sI - E</w:t>
-            </w:r>
-            <w:r>
-              <w:rPr>
-                <w:rFonts w:ascii="BRH Malayalam Extra" w:hAnsi="BRH Malayalam Extra" w:cs="BRH Malayalam Extra"/>
-                <w:color w:val="000000"/>
-                <w:sz w:val="40"/>
-                <w:szCs w:val="40"/>
-                <w:highlight w:val="green"/>
-                <w:lang w:val="it-IT"/>
-              </w:rPr>
-              <w:t>¤¤</w:t>
-            </w:r>
-            <w:r>
-              <w:rPr>
-                <w:rFonts w:ascii="BRH Malayalam Extra" w:hAnsi="BRH Malayalam Extra" w:cs="BRH Malayalam Extra"/>
-                <w:color w:val="000000"/>
-                <w:sz w:val="40"/>
-                <w:szCs w:val="40"/>
-                <w:lang w:val="it-IT"/>
-              </w:rPr>
-              <w:t>Æõ</w:t>
+                <w:rFonts w:ascii="BRH Malayalam Extra" w:hAnsi="BRH Malayalam Extra" w:cs="BRH Malayalam Extra"/>
+                <w:color w:val="000000"/>
+                <w:sz w:val="40"/>
+                <w:szCs w:val="40"/>
+                <w:lang w:val="it-IT"/>
+              </w:rPr>
+            </w:pPr>
+            <w:r>
+              <w:rPr>
+                <w:rFonts w:ascii="BRH Malayalam Extra" w:hAnsi="BRH Malayalam Extra" w:cs="BRH Malayalam Extra"/>
+                <w:color w:val="000000"/>
+                <w:sz w:val="40"/>
+                <w:szCs w:val="40"/>
+                <w:lang w:val="it-IT"/>
+              </w:rPr>
+              <w:t>A¥Æõ</w:t>
             </w:r>
             <w:r>
               <w:rPr>
@@ -1763,7 +1771,7 @@
                 <w:szCs w:val="40"/>
                 <w:lang w:val="it-IT"/>
               </w:rPr>
-              <w:t xml:space="preserve"> |</w:t>
+              <w:t>pI |</w:t>
             </w:r>
           </w:p>
         </w:tc>
@@ -1809,7 +1817,7 @@
                 <w:szCs w:val="28"/>
                 <w:lang w:val="it-IT"/>
               </w:rPr>
-              <w:t>14.3</w:t>
+              <w:t>11.5</w:t>
             </w:r>
             <w:r>
               <w:rPr>
@@ -1855,7 +1863,7 @@
                 <w:szCs w:val="28"/>
                 <w:lang w:val="it-IT"/>
               </w:rPr>
-              <w:t>24</w:t>
+              <w:t>47</w:t>
             </w:r>
             <w:r>
               <w:rPr>
@@ -1876,7 +1884,7 @@
                 <w:szCs w:val="28"/>
                 <w:lang w:val="it-IT"/>
               </w:rPr>
-              <w:t>46</w:t>
+              <w:t>34</w:t>
             </w:r>
           </w:p>
         </w:tc>
@@ -1888,6 +1896,70 @@
             <w:pPr>
               <w:spacing w:before="0" w:line="240" w:lineRule="auto"/>
               <w:rPr>
+                <w:rFonts w:ascii="BRH Malayalam Extra" w:hAnsi="BRH Malayalam Extra" w:cs="BRH Malayalam Extra"/>
+                <w:color w:val="000000"/>
+                <w:sz w:val="40"/>
+                <w:szCs w:val="40"/>
+                <w:lang w:val="it-IT"/>
+              </w:rPr>
+            </w:pPr>
+            <w:r>
+              <w:rPr>
+                <w:rFonts w:ascii="BRH Malayalam Extra" w:hAnsi="BRH Malayalam Extra" w:cs="BRH Malayalam Extra"/>
+                <w:color w:val="000000"/>
+                <w:sz w:val="40"/>
+                <w:szCs w:val="40"/>
+                <w:lang w:val="it-IT"/>
+              </w:rPr>
+              <w:t>si£—Æõx</w:t>
+            </w:r>
+            <w:r>
+              <w:rPr>
+                <w:rFonts w:ascii="BRH Malayalam Extra" w:hAnsi="BRH Malayalam Extra" w:cs="BRH Malayalam Extra"/>
+                <w:b/>
+                <w:color w:val="000000"/>
+                <w:sz w:val="33"/>
+                <w:szCs w:val="40"/>
+                <w:lang w:val="it-IT"/>
+              </w:rPr>
+              <w:t>–</w:t>
+            </w:r>
+            <w:r>
+              <w:rPr>
+                <w:rFonts w:ascii="BRH Malayalam Extra" w:hAnsi="BRH Malayalam Extra" w:cs="BRH Malayalam Extra"/>
+                <w:color w:val="000000"/>
+                <w:sz w:val="40"/>
+                <w:szCs w:val="40"/>
+                <w:lang w:val="it-IT"/>
+              </w:rPr>
+              <w:t xml:space="preserve"> CZy</w:t>
+            </w:r>
+            <w:r>
+              <w:rPr>
+                <w:rFonts w:ascii="BRH Malayalam Extra" w:hAnsi="BRH Malayalam Extra" w:cs="BRH Malayalam Extra"/>
+                <w:b/>
+                <w:color w:val="000000"/>
+                <w:sz w:val="33"/>
+                <w:szCs w:val="40"/>
+                <w:lang w:val="it-IT"/>
+              </w:rPr>
+              <w:t>–</w:t>
+            </w:r>
+            <w:r>
+              <w:rPr>
+                <w:rFonts w:ascii="BRH Malayalam Extra" w:hAnsi="BRH Malayalam Extra" w:cs="BRH Malayalam Extra"/>
+                <w:color w:val="000000"/>
+                <w:sz w:val="40"/>
+                <w:szCs w:val="40"/>
+                <w:lang w:val="it-IT"/>
+              </w:rPr>
+              <w:t xml:space="preserve"> </w:t>
+            </w:r>
+          </w:p>
+          <w:p>
+            <w:pPr>
+              <w:spacing w:before="0" w:line="240" w:lineRule="auto"/>
+              <w:rPr>
                 <w:rFonts w:ascii="BRH Devanagari Extra" w:hAnsi="BRH Devanagari Extra" w:cs="BRH Devanagari Extra"/>
                 <w:color w:val="000000"/>
                 <w:sz w:val="40"/>
@@ -1901,20 +1973,53 @@
                 <w:color w:val="000000"/>
                 <w:sz w:val="40"/>
                 <w:szCs w:val="40"/>
+                <w:lang w:val="it-IT"/>
+              </w:rPr>
+              <w:t>sI - E</w:t>
+            </w:r>
+            <w:r>
+              <w:rPr>
+                <w:rFonts w:ascii="BRH Malayalam Extra" w:hAnsi="BRH Malayalam Extra" w:cs="BRH Malayalam Extra"/>
+                <w:b/>
+                <w:color w:val="000000"/>
+                <w:sz w:val="33"/>
+                <w:szCs w:val="40"/>
                 <w:highlight w:val="yellow"/>
                 <w:lang w:val="it-IT"/>
               </w:rPr>
-              <w:t>j</w:t>
-            </w:r>
-            <w:r>
-              <w:rPr>
-                <w:rFonts w:ascii="BRH Malayalam Extra" w:hAnsi="BRH Malayalam Extra" w:cs="BRH Malayalam Extra"/>
-                <w:color w:val="000000"/>
-                <w:sz w:val="40"/>
-                <w:szCs w:val="40"/>
-                <w:lang w:val="it-IT"/>
-              </w:rPr>
-              <w:t xml:space="preserve"> bõxp—J | bõxp— CöÉ |</w:t>
+              <w:t>–</w:t>
+            </w:r>
+            <w:r>
+              <w:rPr>
+                <w:rFonts w:ascii="BRH Malayalam Extra" w:hAnsi="BRH Malayalam Extra" w:cs="BRH Malayalam Extra"/>
+                <w:color w:val="000000"/>
+                <w:sz w:val="40"/>
+                <w:szCs w:val="40"/>
+                <w:highlight w:val="yellow"/>
+                <w:lang w:val="it-IT"/>
+              </w:rPr>
+              <w:t>¥Æõ</w:t>
+            </w:r>
+            <w:r>
+              <w:rPr>
+                <w:rFonts w:ascii="BRH Malayalam Extra" w:hAnsi="BRH Malayalam Extra" w:cs="BRH Malayalam Extra"/>
+                <w:b/>
+                <w:color w:val="000000"/>
+                <w:sz w:val="33"/>
+                <w:szCs w:val="40"/>
+                <w:lang w:val="it-IT"/>
+              </w:rPr>
+              <w:t>–</w:t>
+            </w:r>
+            <w:r>
+              <w:rPr>
+                <w:rFonts w:ascii="BRH Malayalam Extra" w:hAnsi="BRH Malayalam Extra" w:cs="BRH Malayalam Extra"/>
+                <w:color w:val="000000"/>
+                <w:sz w:val="40"/>
+                <w:szCs w:val="40"/>
+                <w:lang w:val="it-IT"/>
+              </w:rPr>
+              <w:t xml:space="preserve"> |</w:t>
             </w:r>
           </w:p>
         </w:tc>
@@ -1930,6 +2035,74 @@
               <w:adjustRightInd w:val="0"/>
               <w:spacing w:before="0" w:line="264" w:lineRule="auto"/>
               <w:rPr>
+                <w:rFonts w:ascii="BRH Malayalam Extra" w:hAnsi="BRH Malayalam Extra" w:cs="BRH Malayalam Extra"/>
+                <w:color w:val="000000"/>
+                <w:sz w:val="40"/>
+                <w:szCs w:val="40"/>
+                <w:lang w:val="it-IT"/>
+              </w:rPr>
+            </w:pPr>
+            <w:r>
+              <w:rPr>
+                <w:rFonts w:ascii="BRH Malayalam Extra" w:hAnsi="BRH Malayalam Extra" w:cs="BRH Malayalam Extra"/>
+                <w:color w:val="000000"/>
+                <w:sz w:val="40"/>
+                <w:szCs w:val="40"/>
+                <w:lang w:val="it-IT"/>
+              </w:rPr>
+              <w:t>si£—Æõx</w:t>
+            </w:r>
+            <w:r>
+              <w:rPr>
+                <w:rFonts w:ascii="BRH Malayalam Extra" w:hAnsi="BRH Malayalam Extra" w:cs="BRH Malayalam Extra"/>
+                <w:b/>
+                <w:color w:val="000000"/>
+                <w:sz w:val="33"/>
+                <w:szCs w:val="40"/>
+                <w:lang w:val="it-IT"/>
+              </w:rPr>
+              <w:t>–</w:t>
+            </w:r>
+            <w:r>
+              <w:rPr>
+                <w:rFonts w:ascii="BRH Malayalam Extra" w:hAnsi="BRH Malayalam Extra" w:cs="BRH Malayalam Extra"/>
+                <w:color w:val="000000"/>
+                <w:sz w:val="40"/>
+                <w:szCs w:val="40"/>
+                <w:lang w:val="it-IT"/>
+              </w:rPr>
+              <w:t xml:space="preserve"> CZy</w:t>
+            </w:r>
+            <w:r>
+              <w:rPr>
+                <w:rFonts w:ascii="BRH Malayalam Extra" w:hAnsi="BRH Malayalam Extra" w:cs="BRH Malayalam Extra"/>
+                <w:b/>
+                <w:color w:val="000000"/>
+                <w:sz w:val="33"/>
+                <w:szCs w:val="40"/>
+                <w:lang w:val="it-IT"/>
+              </w:rPr>
+              <w:t>–</w:t>
+            </w:r>
+            <w:r>
+              <w:rPr>
+                <w:rFonts w:ascii="BRH Malayalam Extra" w:hAnsi="BRH Malayalam Extra" w:cs="BRH Malayalam Extra"/>
+                <w:color w:val="000000"/>
+                <w:sz w:val="40"/>
+                <w:szCs w:val="40"/>
+                <w:lang w:val="it-IT"/>
+              </w:rPr>
+              <w:t xml:space="preserve"> </w:t>
+            </w:r>
+          </w:p>
+          <w:p>
+            <w:pPr>
+              <w:widowControl w:val="0"/>
+              <w:autoSpaceDE w:val="0"/>
+              <w:autoSpaceDN w:val="0"/>
+              <w:adjustRightInd w:val="0"/>
+              <w:spacing w:before="0" w:line="264" w:lineRule="auto"/>
+              <w:rPr>
                 <w:rFonts w:ascii="BRH Devanagari Extra" w:hAnsi="BRH Devanagari Extra" w:cs="BRH Devanagari Extra"/>
                 <w:color w:val="000000"/>
                 <w:sz w:val="40"/>
@@ -1940,40 +2113,54 @@
             <w:r>
               <w:rPr>
                 <w:rFonts w:ascii="BRH Malayalam Extra" w:hAnsi="BRH Malayalam Extra" w:cs="BRH Malayalam Extra"/>
-                <w:sz w:val="40"/>
-                <w:szCs w:val="40"/>
-                <w:lang w:val="it-IT"/>
-              </w:rPr>
-              <w:t>j</w:t>
-            </w:r>
-            <w:r>
-              <w:rPr>
-                <w:rFonts w:ascii="BRH Malayalam Extra" w:hAnsi="BRH Malayalam Extra" w:cs="BRH Malayalam Extra"/>
+                <w:color w:val="000000"/>
+                <w:sz w:val="40"/>
+                <w:szCs w:val="40"/>
+                <w:lang w:val="it-IT"/>
+              </w:rPr>
+              <w:t>sI - E</w:t>
+            </w:r>
+            <w:r>
+              <w:rPr>
+                <w:rFonts w:ascii="BRH Malayalam Extra" w:hAnsi="BRH Malayalam Extra" w:cs="BRH Malayalam Extra"/>
+                <w:color w:val="000000"/>
                 <w:sz w:val="40"/>
                 <w:szCs w:val="40"/>
                 <w:highlight w:val="green"/>
                 <w:lang w:val="it-IT"/>
               </w:rPr>
-              <w:t>b</w:t>
-            </w:r>
-            <w:r>
-              <w:rPr>
-                <w:rFonts w:ascii="BRH Malayalam Extra" w:hAnsi="BRH Malayalam Extra" w:cs="BRH Malayalam Extra"/>
-                <w:sz w:val="40"/>
-                <w:szCs w:val="40"/>
-                <w:lang w:val="it-IT"/>
-              </w:rPr>
-              <w:t xml:space="preserve">§ </w:t>
-            </w:r>
-            <w:r>
-              <w:rPr>
-                <w:rFonts w:ascii="BRH Malayalam Extra" w:hAnsi="BRH Malayalam Extra" w:cs="BRH Malayalam Extra"/>
-                <w:color w:val="000000"/>
-                <w:sz w:val="40"/>
-                <w:szCs w:val="40"/>
-                <w:lang w:val="it-IT"/>
-              </w:rPr>
-              <w:t>bõxp—J | bõxp— CöÉ |</w:t>
+              <w:t>¤¤</w:t>
+            </w:r>
+            <w:r>
+              <w:rPr>
+                <w:rFonts w:ascii="BRH Malayalam Extra" w:hAnsi="BRH Malayalam Extra" w:cs="BRH Malayalam Extra"/>
+                <w:color w:val="000000"/>
+                <w:sz w:val="40"/>
+                <w:szCs w:val="40"/>
+                <w:lang w:val="it-IT"/>
+              </w:rPr>
+              <w:t>Æõ</w:t>
+            </w:r>
+            <w:r>
+              <w:rPr>
+                <w:rFonts w:ascii="BRH Malayalam Extra" w:hAnsi="BRH Malayalam Extra" w:cs="BRH Malayalam Extra"/>
+                <w:b/>
+                <w:color w:val="000000"/>
+                <w:sz w:val="33"/>
+                <w:szCs w:val="40"/>
+                <w:lang w:val="it-IT"/>
+              </w:rPr>
+              <w:t>–</w:t>
+            </w:r>
+            <w:r>
+              <w:rPr>
+                <w:rFonts w:ascii="BRH Malayalam Extra" w:hAnsi="BRH Malayalam Extra" w:cs="BRH Malayalam Extra"/>
+                <w:color w:val="000000"/>
+                <w:sz w:val="40"/>
+                <w:szCs w:val="40"/>
+                <w:lang w:val="it-IT"/>
+              </w:rPr>
+              <w:t xml:space="preserve"> |</w:t>
             </w:r>
           </w:p>
         </w:tc>
@@ -2019,6 +2206,647 @@
                 <w:szCs w:val="28"/>
                 <w:lang w:val="it-IT"/>
               </w:rPr>
+              <w:t>12</w:t>
+            </w:r>
+            <w:r>
+              <w:rPr>
+                <w:rFonts w:cs="Arial"/>
+                <w:b/>
+                <w:sz w:val="28"/>
+                <w:szCs w:val="28"/>
+                <w:lang w:val="it-IT"/>
+              </w:rPr>
+              <w:t>.</w:t>
+            </w:r>
+            <w:r>
+              <w:rPr>
+                <w:rFonts w:cs="Arial"/>
+                <w:b/>
+                <w:sz w:val="28"/>
+                <w:szCs w:val="28"/>
+                <w:lang w:val="it-IT"/>
+              </w:rPr>
+              <w:t>4</w:t>
+            </w:r>
+            <w:r>
+              <w:rPr>
+                <w:rFonts w:cs="Arial"/>
+                <w:b/>
+                <w:sz w:val="28"/>
+                <w:szCs w:val="28"/>
+                <w:lang w:val="it-IT"/>
+              </w:rPr>
+              <w:t xml:space="preserve"> - Kramam</w:t>
+            </w:r>
+          </w:p>
+          <w:p>
+            <w:pPr>
+              <w:widowControl w:val="0"/>
+              <w:autoSpaceDE w:val="0"/>
+              <w:autoSpaceDN w:val="0"/>
+              <w:adjustRightInd w:val="0"/>
+              <w:spacing w:before="0" w:line="240" w:lineRule="auto"/>
+              <w:rPr>
+                <w:rFonts w:cs="Arial"/>
+                <w:b/>
+                <w:sz w:val="28"/>
+                <w:szCs w:val="28"/>
+                <w:lang w:val="it-IT"/>
+              </w:rPr>
+            </w:pPr>
+            <w:r>
+              <w:rPr>
+                <w:rFonts w:cs="Arial"/>
+                <w:b/>
+                <w:sz w:val="28"/>
+                <w:szCs w:val="28"/>
+                <w:lang w:val="it-IT"/>
+              </w:rPr>
+              <w:t xml:space="preserve">Krama Vaakyam No. - </w:t>
+            </w:r>
+            <w:r>
+              <w:rPr>
+                <w:rFonts w:cs="Arial"/>
+                <w:b/>
+                <w:sz w:val="28"/>
+                <w:szCs w:val="28"/>
+                <w:lang w:val="it-IT"/>
+              </w:rPr>
+              <w:t>15</w:t>
+            </w:r>
+            <w:r>
+              <w:rPr>
+                <w:rFonts w:cs="Arial"/>
+                <w:b/>
+                <w:sz w:val="28"/>
+                <w:szCs w:val="28"/>
+                <w:lang w:val="it-IT"/>
+              </w:rPr>
+              <w:br/>
+              <w:t xml:space="preserve">Panchaati No. - </w:t>
+            </w:r>
+            <w:r>
+              <w:rPr>
+                <w:rFonts w:cs="Arial"/>
+                <w:b/>
+                <w:sz w:val="28"/>
+                <w:szCs w:val="28"/>
+                <w:lang w:val="it-IT"/>
+              </w:rPr>
+              <w:t>3</w:t>
+            </w:r>
+            <w:r>
+              <w:rPr>
+                <w:rFonts w:cs="Arial"/>
+                <w:b/>
+                <w:sz w:val="28"/>
+                <w:szCs w:val="28"/>
+                <w:lang w:val="it-IT"/>
+              </w:rPr>
+              <w:t>9</w:t>
+            </w:r>
+          </w:p>
+        </w:tc>
+        <w:tc>
+          <w:tcPr>
+            <w:tcW w:w="5132" w:type="dxa"/>
+          </w:tcPr>
+          <w:p>
+            <w:pPr>
+              <w:spacing w:before="0" w:line="240" w:lineRule="auto"/>
+              <w:rPr>
+                <w:rFonts w:ascii="BRH Malayalam Extra" w:hAnsi="BRH Malayalam Extra" w:cs="BRH Malayalam Extra"/>
+                <w:color w:val="000000"/>
+                <w:sz w:val="40"/>
+                <w:szCs w:val="40"/>
+                <w:highlight w:val="yellow"/>
+                <w:lang w:val="it-IT"/>
+              </w:rPr>
+            </w:pPr>
+            <w:r>
+              <w:rPr>
+                <w:rFonts w:ascii="BRH Malayalam Extra" w:hAnsi="BRH Malayalam Extra" w:cs="BRH Malayalam Extra"/>
+                <w:color w:val="000000"/>
+                <w:sz w:val="40"/>
+                <w:szCs w:val="40"/>
+                <w:lang w:val="it-IT"/>
+              </w:rPr>
+              <w:t>A</w:t>
+            </w:r>
+            <w:r>
+              <w:rPr>
+                <w:rFonts w:ascii="BRH Malayalam Extra" w:hAnsi="BRH Malayalam Extra" w:cs="BRH Malayalam Extra"/>
+                <w:b/>
+                <w:color w:val="000000"/>
+                <w:sz w:val="33"/>
+                <w:szCs w:val="40"/>
+                <w:lang w:val="it-IT"/>
+              </w:rPr>
+              <w:t>–</w:t>
+            </w:r>
+            <w:r>
+              <w:rPr>
+                <w:rFonts w:ascii="BRH Malayalam Extra" w:hAnsi="BRH Malayalam Extra" w:cs="BRH Malayalam Extra"/>
+                <w:color w:val="000000"/>
+                <w:sz w:val="40"/>
+                <w:szCs w:val="40"/>
+                <w:lang w:val="it-IT"/>
+              </w:rPr>
+              <w:t>M£</w:t>
+            </w:r>
+            <w:r>
+              <w:rPr>
+                <w:rFonts w:ascii="BRH Malayalam Extra" w:hAnsi="BRH Malayalam Extra" w:cs="BRH Malayalam Extra"/>
+                <w:b/>
+                <w:color w:val="000000"/>
+                <w:sz w:val="33"/>
+                <w:szCs w:val="40"/>
+                <w:lang w:val="it-IT"/>
+              </w:rPr>
+              <w:t>–</w:t>
+            </w:r>
+            <w:r>
+              <w:rPr>
+                <w:rFonts w:ascii="BRH Malayalam Extra" w:hAnsi="BRH Malayalam Extra" w:cs="BRH Malayalam Extra"/>
+                <w:color w:val="000000"/>
+                <w:sz w:val="40"/>
+                <w:szCs w:val="40"/>
+                <w:lang w:val="it-IT"/>
+              </w:rPr>
+              <w:t>t§Yx</w:t>
+            </w:r>
+            <w:r>
+              <w:rPr>
+                <w:rFonts w:ascii="BRH Malayalam Extra" w:hAnsi="BRH Malayalam Extra" w:cs="BRH Malayalam Extra"/>
+                <w:b/>
+                <w:color w:val="000000"/>
+                <w:sz w:val="33"/>
+                <w:szCs w:val="40"/>
+                <w:lang w:val="it-IT"/>
+              </w:rPr>
+              <w:t>–</w:t>
+            </w:r>
+            <w:r>
+              <w:rPr>
+                <w:rFonts w:ascii="BRH Malayalam Extra" w:hAnsi="BRH Malayalam Extra" w:cs="BRH Malayalam Extra"/>
+                <w:color w:val="000000"/>
+                <w:sz w:val="40"/>
+                <w:szCs w:val="40"/>
+                <w:lang w:val="it-IT"/>
+              </w:rPr>
+              <w:t xml:space="preserve">bcx˜J | </w:t>
+            </w:r>
+            <w:r>
+              <w:rPr>
+                <w:rFonts w:ascii="BRH Malayalam Extra" w:hAnsi="BRH Malayalam Extra" w:cs="BRH Malayalam Extra"/>
+                <w:color w:val="000000"/>
+                <w:sz w:val="40"/>
+                <w:szCs w:val="40"/>
+                <w:lang w:val="it-IT"/>
+              </w:rPr>
+              <w:t>A</w:t>
+            </w:r>
+            <w:r>
+              <w:rPr>
+                <w:rFonts w:ascii="BRH Malayalam Extra" w:hAnsi="BRH Malayalam Extra" w:cs="BRH Malayalam Extra"/>
+                <w:color w:val="000000"/>
+                <w:sz w:val="40"/>
+                <w:szCs w:val="40"/>
+                <w:highlight w:val="yellow"/>
+                <w:lang w:val="it-IT"/>
+              </w:rPr>
+              <w:t>cx</w:t>
+            </w:r>
+            <w:r>
+              <w:rPr>
+                <w:rFonts w:ascii="BRH Malayalam Extra" w:hAnsi="BRH Malayalam Extra" w:cs="BRH Malayalam Extra"/>
+                <w:b/>
+                <w:color w:val="000000"/>
+                <w:sz w:val="33"/>
+                <w:szCs w:val="40"/>
+                <w:lang w:val="it-IT"/>
+              </w:rPr>
+              <w:t>–</w:t>
+            </w:r>
+            <w:r>
+              <w:rPr>
+                <w:rFonts w:ascii="BRH Malayalam Extra" w:hAnsi="BRH Malayalam Extra" w:cs="BRH Malayalam Extra"/>
+                <w:color w:val="000000"/>
+                <w:sz w:val="40"/>
+                <w:szCs w:val="40"/>
+                <w:lang w:val="it-IT"/>
+              </w:rPr>
+              <w:t xml:space="preserve"> ix</w:t>
+            </w:r>
+            <w:r>
+              <w:rPr>
+                <w:rFonts w:ascii="BRH Malayalam Extra" w:hAnsi="BRH Malayalam Extra" w:cs="BRH Malayalam Extra"/>
+                <w:color w:val="000000"/>
+                <w:sz w:val="40"/>
+                <w:szCs w:val="40"/>
+                <w:lang w:val="it-IT"/>
+              </w:rPr>
+              <w:t xml:space="preserve"> |</w:t>
+            </w:r>
+          </w:p>
+        </w:tc>
+        <w:tc>
+          <w:tcPr>
+            <w:tcW w:w="5220" w:type="dxa"/>
+          </w:tcPr>
+          <w:p>
+            <w:pPr>
+              <w:widowControl w:val="0"/>
+              <w:autoSpaceDE w:val="0"/>
+              <w:autoSpaceDN w:val="0"/>
+              <w:adjustRightInd w:val="0"/>
+              <w:spacing w:before="0" w:line="264" w:lineRule="auto"/>
+              <w:rPr>
+                <w:rFonts w:ascii="BRH Malayalam Extra" w:hAnsi="BRH Malayalam Extra" w:cs="BRH Malayalam Extra"/>
+                <w:sz w:val="40"/>
+                <w:szCs w:val="40"/>
+                <w:lang w:val="it-IT"/>
+              </w:rPr>
+            </w:pPr>
+            <w:r>
+              <w:rPr>
+                <w:rFonts w:ascii="BRH Malayalam Extra" w:hAnsi="BRH Malayalam Extra" w:cs="BRH Malayalam Extra"/>
+                <w:color w:val="000000"/>
+                <w:sz w:val="40"/>
+                <w:szCs w:val="40"/>
+                <w:lang w:val="it-IT"/>
+              </w:rPr>
+              <w:t>A</w:t>
+            </w:r>
+            <w:r>
+              <w:rPr>
+                <w:rFonts w:ascii="BRH Malayalam Extra" w:hAnsi="BRH Malayalam Extra" w:cs="BRH Malayalam Extra"/>
+                <w:b/>
+                <w:color w:val="000000"/>
+                <w:sz w:val="33"/>
+                <w:szCs w:val="40"/>
+                <w:lang w:val="it-IT"/>
+              </w:rPr>
+              <w:t>–</w:t>
+            </w:r>
+            <w:r>
+              <w:rPr>
+                <w:rFonts w:ascii="BRH Malayalam Extra" w:hAnsi="BRH Malayalam Extra" w:cs="BRH Malayalam Extra"/>
+                <w:color w:val="000000"/>
+                <w:sz w:val="40"/>
+                <w:szCs w:val="40"/>
+                <w:lang w:val="it-IT"/>
+              </w:rPr>
+              <w:t>M£</w:t>
+            </w:r>
+            <w:r>
+              <w:rPr>
+                <w:rFonts w:ascii="BRH Malayalam Extra" w:hAnsi="BRH Malayalam Extra" w:cs="BRH Malayalam Extra"/>
+                <w:b/>
+                <w:color w:val="000000"/>
+                <w:sz w:val="33"/>
+                <w:szCs w:val="40"/>
+                <w:lang w:val="it-IT"/>
+              </w:rPr>
+              <w:t>–</w:t>
+            </w:r>
+            <w:r>
+              <w:rPr>
+                <w:rFonts w:ascii="BRH Malayalam Extra" w:hAnsi="BRH Malayalam Extra" w:cs="BRH Malayalam Extra"/>
+                <w:color w:val="000000"/>
+                <w:sz w:val="40"/>
+                <w:szCs w:val="40"/>
+                <w:lang w:val="it-IT"/>
+              </w:rPr>
+              <w:t>t§Yx</w:t>
+            </w:r>
+            <w:r>
+              <w:rPr>
+                <w:rFonts w:ascii="BRH Malayalam Extra" w:hAnsi="BRH Malayalam Extra" w:cs="BRH Malayalam Extra"/>
+                <w:b/>
+                <w:color w:val="000000"/>
+                <w:sz w:val="33"/>
+                <w:szCs w:val="40"/>
+                <w:lang w:val="it-IT"/>
+              </w:rPr>
+              <w:t>–</w:t>
+            </w:r>
+            <w:r>
+              <w:rPr>
+                <w:rFonts w:ascii="BRH Malayalam Extra" w:hAnsi="BRH Malayalam Extra" w:cs="BRH Malayalam Extra"/>
+                <w:color w:val="000000"/>
+                <w:sz w:val="40"/>
+                <w:szCs w:val="40"/>
+                <w:lang w:val="it-IT"/>
+              </w:rPr>
+              <w:t xml:space="preserve">bcx˜J | </w:t>
+            </w:r>
+            <w:r>
+              <w:rPr>
+                <w:rFonts w:ascii="BRH Malayalam Extra" w:hAnsi="BRH Malayalam Extra" w:cs="BRH Malayalam Extra"/>
+                <w:color w:val="000000"/>
+                <w:sz w:val="40"/>
+                <w:szCs w:val="40"/>
+                <w:lang w:val="it-IT"/>
+              </w:rPr>
+              <w:t>A</w:t>
+            </w:r>
+            <w:r>
+              <w:rPr>
+                <w:rFonts w:ascii="BRH Malayalam Extra" w:hAnsi="BRH Malayalam Extra" w:cs="BRH Malayalam Extra"/>
+                <w:color w:val="000000"/>
+                <w:sz w:val="40"/>
+                <w:szCs w:val="40"/>
+                <w:highlight w:val="green"/>
+                <w:lang w:val="it-IT"/>
+              </w:rPr>
+              <w:t>cx</w:t>
+            </w:r>
+            <w:r>
+              <w:rPr>
+                <w:rFonts w:ascii="BRH Malayalam Extra" w:hAnsi="BRH Malayalam Extra" w:cs="BRH Malayalam Extra"/>
+                <w:color w:val="000000"/>
+                <w:sz w:val="40"/>
+                <w:szCs w:val="40"/>
+                <w:lang w:val="it-IT"/>
+              </w:rPr>
+              <w:t>—</w:t>
+            </w:r>
+            <w:r>
+              <w:rPr>
+                <w:rFonts w:ascii="BRH Malayalam Extra" w:hAnsi="BRH Malayalam Extra" w:cs="BRH Malayalam Extra"/>
+                <w:color w:val="000000"/>
+                <w:sz w:val="40"/>
+                <w:szCs w:val="40"/>
+                <w:lang w:val="it-IT"/>
+              </w:rPr>
+              <w:t xml:space="preserve"> ix</w:t>
+            </w:r>
+            <w:r>
+              <w:rPr>
+                <w:rFonts w:ascii="BRH Malayalam Extra" w:hAnsi="BRH Malayalam Extra" w:cs="BRH Malayalam Extra"/>
+                <w:color w:val="000000"/>
+                <w:sz w:val="40"/>
+                <w:szCs w:val="40"/>
+                <w:lang w:val="it-IT"/>
+              </w:rPr>
+              <w:t xml:space="preserve"> |</w:t>
+            </w:r>
+          </w:p>
+        </w:tc>
+      </w:tr>
+      <w:tr>
+        <w:trPr>
+          <w:trHeight w:val="680"/>
+        </w:trPr>
+        <w:tc>
+          <w:tcPr>
+            <w:tcW w:w="3877" w:type="dxa"/>
+          </w:tcPr>
+          <w:p>
+            <w:pPr>
+              <w:widowControl w:val="0"/>
+              <w:autoSpaceDE w:val="0"/>
+              <w:autoSpaceDN w:val="0"/>
+              <w:adjustRightInd w:val="0"/>
+              <w:spacing w:before="0" w:line="240" w:lineRule="auto"/>
+              <w:rPr>
+                <w:rFonts w:cs="Arial"/>
+                <w:b/>
+                <w:sz w:val="28"/>
+                <w:szCs w:val="28"/>
+                <w:lang w:val="it-IT"/>
+              </w:rPr>
+            </w:pPr>
+            <w:r>
+              <w:rPr>
+                <w:rFonts w:cs="Arial"/>
+                <w:b/>
+                <w:sz w:val="28"/>
+                <w:szCs w:val="28"/>
+                <w:lang w:val="it-IT"/>
+              </w:rPr>
+              <w:lastRenderedPageBreak/>
+              <w:t>TS 2.4.</w:t>
+            </w:r>
+            <w:r>
+              <w:rPr>
+                <w:rFonts w:cs="Arial"/>
+                <w:b/>
+                <w:sz w:val="28"/>
+                <w:szCs w:val="28"/>
+                <w:lang w:val="it-IT"/>
+              </w:rPr>
+              <w:t>14.3</w:t>
+            </w:r>
+            <w:r>
+              <w:rPr>
+                <w:rFonts w:cs="Arial"/>
+                <w:b/>
+                <w:sz w:val="28"/>
+                <w:szCs w:val="28"/>
+                <w:lang w:val="it-IT"/>
+              </w:rPr>
+              <w:t xml:space="preserve"> - Kramam</w:t>
+            </w:r>
+          </w:p>
+          <w:p>
+            <w:pPr>
+              <w:widowControl w:val="0"/>
+              <w:autoSpaceDE w:val="0"/>
+              <w:autoSpaceDN w:val="0"/>
+              <w:adjustRightInd w:val="0"/>
+              <w:spacing w:before="0" w:line="240" w:lineRule="auto"/>
+              <w:rPr>
+                <w:rFonts w:cs="Arial"/>
+                <w:b/>
+                <w:sz w:val="28"/>
+                <w:szCs w:val="28"/>
+                <w:lang w:val="it-IT"/>
+              </w:rPr>
+            </w:pPr>
+            <w:r>
+              <w:rPr>
+                <w:rFonts w:cs="Arial"/>
+                <w:b/>
+                <w:sz w:val="28"/>
+                <w:szCs w:val="28"/>
+                <w:lang w:val="it-IT"/>
+              </w:rPr>
+              <w:t xml:space="preserve">Krama Vaakyam No. - </w:t>
+            </w:r>
+            <w:r>
+              <w:rPr>
+                <w:rFonts w:cs="Arial"/>
+                <w:b/>
+                <w:sz w:val="28"/>
+                <w:szCs w:val="28"/>
+                <w:lang w:val="it-IT"/>
+              </w:rPr>
+              <w:t>24</w:t>
+            </w:r>
+            <w:r>
+              <w:rPr>
+                <w:rFonts w:cs="Arial"/>
+                <w:b/>
+                <w:sz w:val="28"/>
+                <w:szCs w:val="28"/>
+                <w:lang w:val="it-IT"/>
+              </w:rPr>
+              <w:br/>
+              <w:t xml:space="preserve">Panchaati No. - </w:t>
+            </w:r>
+            <w:r>
+              <w:rPr>
+                <w:rFonts w:cs="Arial"/>
+                <w:b/>
+                <w:sz w:val="28"/>
+                <w:szCs w:val="28"/>
+                <w:lang w:val="it-IT"/>
+              </w:rPr>
+              <w:t>46</w:t>
+            </w:r>
+          </w:p>
+        </w:tc>
+        <w:tc>
+          <w:tcPr>
+            <w:tcW w:w="5132" w:type="dxa"/>
+          </w:tcPr>
+          <w:p>
+            <w:pPr>
+              <w:spacing w:before="0" w:line="240" w:lineRule="auto"/>
+              <w:rPr>
+                <w:rFonts w:ascii="BRH Devanagari Extra" w:hAnsi="BRH Devanagari Extra" w:cs="BRH Devanagari Extra"/>
+                <w:color w:val="000000"/>
+                <w:sz w:val="40"/>
+                <w:szCs w:val="40"/>
+                <w:lang w:val="it-IT"/>
+              </w:rPr>
+            </w:pPr>
+            <w:r>
+              <w:rPr>
+                <w:rFonts w:ascii="BRH Malayalam Extra" w:hAnsi="BRH Malayalam Extra" w:cs="BRH Malayalam Extra"/>
+                <w:color w:val="000000"/>
+                <w:sz w:val="40"/>
+                <w:szCs w:val="40"/>
+                <w:highlight w:val="yellow"/>
+                <w:lang w:val="it-IT"/>
+              </w:rPr>
+              <w:t>j</w:t>
+            </w:r>
+            <w:r>
+              <w:rPr>
+                <w:rFonts w:ascii="BRH Malayalam Extra" w:hAnsi="BRH Malayalam Extra" w:cs="BRH Malayalam Extra"/>
+                <w:color w:val="000000"/>
+                <w:sz w:val="40"/>
+                <w:szCs w:val="40"/>
+                <w:lang w:val="it-IT"/>
+              </w:rPr>
+              <w:t xml:space="preserve"> bõxp—J | bõxp— CöÉ |</w:t>
+            </w:r>
+          </w:p>
+        </w:tc>
+        <w:tc>
+          <w:tcPr>
+            <w:tcW w:w="5220" w:type="dxa"/>
+          </w:tcPr>
+          <w:p>
+            <w:pPr>
+              <w:widowControl w:val="0"/>
+              <w:autoSpaceDE w:val="0"/>
+              <w:autoSpaceDN w:val="0"/>
+              <w:adjustRightInd w:val="0"/>
+              <w:spacing w:before="0" w:line="264" w:lineRule="auto"/>
+              <w:rPr>
+                <w:rFonts w:ascii="BRH Devanagari Extra" w:hAnsi="BRH Devanagari Extra" w:cs="BRH Devanagari Extra"/>
+                <w:color w:val="000000"/>
+                <w:sz w:val="40"/>
+                <w:szCs w:val="40"/>
+                <w:lang w:val="it-IT"/>
+              </w:rPr>
+            </w:pPr>
+            <w:r>
+              <w:rPr>
+                <w:rFonts w:ascii="BRH Malayalam Extra" w:hAnsi="BRH Malayalam Extra" w:cs="BRH Malayalam Extra"/>
+                <w:sz w:val="40"/>
+                <w:szCs w:val="40"/>
+                <w:lang w:val="it-IT"/>
+              </w:rPr>
+              <w:t>j</w:t>
+            </w:r>
+            <w:r>
+              <w:rPr>
+                <w:rFonts w:ascii="BRH Malayalam Extra" w:hAnsi="BRH Malayalam Extra" w:cs="BRH Malayalam Extra"/>
+                <w:sz w:val="40"/>
+                <w:szCs w:val="40"/>
+                <w:highlight w:val="green"/>
+                <w:lang w:val="it-IT"/>
+              </w:rPr>
+              <w:t>b</w:t>
+            </w:r>
+            <w:r>
+              <w:rPr>
+                <w:rFonts w:ascii="BRH Malayalam Extra" w:hAnsi="BRH Malayalam Extra" w:cs="BRH Malayalam Extra"/>
+                <w:sz w:val="40"/>
+                <w:szCs w:val="40"/>
+                <w:lang w:val="it-IT"/>
+              </w:rPr>
+              <w:t xml:space="preserve">§ </w:t>
+            </w:r>
+            <w:r>
+              <w:rPr>
+                <w:rFonts w:ascii="BRH Malayalam Extra" w:hAnsi="BRH Malayalam Extra" w:cs="BRH Malayalam Extra"/>
+                <w:color w:val="000000"/>
+                <w:sz w:val="40"/>
+                <w:szCs w:val="40"/>
+                <w:lang w:val="it-IT"/>
+              </w:rPr>
+              <w:t>bõxp—J | bõxp— CöÉ |</w:t>
+            </w:r>
+          </w:p>
+        </w:tc>
+      </w:tr>
+      <w:tr>
+        <w:trPr>
+          <w:trHeight w:val="680"/>
+        </w:trPr>
+        <w:tc>
+          <w:tcPr>
+            <w:tcW w:w="3877" w:type="dxa"/>
+          </w:tcPr>
+          <w:p>
+            <w:pPr>
+              <w:widowControl w:val="0"/>
+              <w:autoSpaceDE w:val="0"/>
+              <w:autoSpaceDN w:val="0"/>
+              <w:adjustRightInd w:val="0"/>
+              <w:spacing w:before="0" w:line="240" w:lineRule="auto"/>
+              <w:rPr>
+                <w:rFonts w:cs="Arial"/>
+                <w:b/>
+                <w:sz w:val="28"/>
+                <w:szCs w:val="28"/>
+                <w:lang w:val="it-IT"/>
+              </w:rPr>
+            </w:pPr>
+            <w:r>
+              <w:rPr>
+                <w:rFonts w:cs="Arial"/>
+                <w:b/>
+                <w:sz w:val="28"/>
+                <w:szCs w:val="28"/>
+                <w:lang w:val="it-IT"/>
+              </w:rPr>
+              <w:t>TS 2.4.</w:t>
+            </w:r>
+            <w:r>
+              <w:rPr>
+                <w:rFonts w:cs="Arial"/>
+                <w:b/>
+                <w:sz w:val="28"/>
+                <w:szCs w:val="28"/>
+                <w:lang w:val="it-IT"/>
+              </w:rPr>
               <w:t>14.4</w:t>
             </w:r>
             <w:r>
@@ -2278,32 +3106,6 @@
       </w:tr>
       <w:bookmarkEnd w:id="0"/>
     </w:tbl>
-    <w:p>
-      <w:pPr>
-        <w:jc w:val="center"/>
-        <w:rPr>
-          <w:b/>
-          <w:bCs/>
-          <w:sz w:val="32"/>
-          <w:szCs w:val="32"/>
-          <w:u w:val="single"/>
-          <w:lang w:val="it-IT"/>
-        </w:rPr>
-      </w:pPr>
-    </w:p>
-    <w:p>
-      <w:pPr>
-        <w:jc w:val="center"/>
-        <w:rPr>
-          <w:b/>
-          <w:bCs/>
-          <w:sz w:val="32"/>
-          <w:szCs w:val="32"/>
-          <w:u w:val="single"/>
-          <w:lang w:val="it-IT"/>
-        </w:rPr>
-      </w:pPr>
-    </w:p>
     <w:p>
       <w:pPr>
         <w:jc w:val="center"/>
@@ -4483,6 +5285,7 @@
                 <w:sz w:val="28"/>
                 <w:szCs w:val="32"/>
               </w:rPr>
+              <w:lastRenderedPageBreak/>
               <w:t>T.S.2.</w:t>
             </w:r>
             <w:r>
@@ -5091,7 +5894,6 @@
                 <w:sz w:val="40"/>
                 <w:szCs w:val="40"/>
               </w:rPr>
-              <w:lastRenderedPageBreak/>
               <w:t>A</w:t>
             </w:r>
             <w:r>
@@ -5166,7 +5968,6 @@
                 <w:sz w:val="40"/>
                 <w:szCs w:val="40"/>
               </w:rPr>
-              <w:lastRenderedPageBreak/>
               <w:t xml:space="preserve">CZõ—ögpzZ§ | </w:t>
             </w:r>
           </w:p>
@@ -5191,7 +5992,6 @@
                 <w:sz w:val="40"/>
                 <w:szCs w:val="40"/>
               </w:rPr>
-              <w:lastRenderedPageBreak/>
               <w:t>A</w:t>
             </w:r>
             <w:r>
@@ -5288,7 +6088,6 @@
                 <w:sz w:val="28"/>
                 <w:szCs w:val="32"/>
               </w:rPr>
-              <w:lastRenderedPageBreak/>
               <w:t>T.S.2.</w:t>
             </w:r>
             <w:r>
@@ -7005,6 +7804,7 @@
                 <w:sz w:val="28"/>
                 <w:szCs w:val="32"/>
               </w:rPr>
+              <w:lastRenderedPageBreak/>
               <w:t>Panchaati No</w:t>
             </w:r>
             <w:r>
@@ -7064,6 +7864,7 @@
                 <w:sz w:val="40"/>
                 <w:szCs w:val="40"/>
               </w:rPr>
+              <w:lastRenderedPageBreak/>
               <w:t>bx¥iïx</w:t>
             </w:r>
             <w:r>
@@ -7121,6 +7922,7 @@
                 <w:sz w:val="40"/>
                 <w:szCs w:val="40"/>
               </w:rPr>
+              <w:lastRenderedPageBreak/>
               <w:t>A</w:t>
             </w:r>
             <w:r>
@@ -7221,6 +8023,7 @@
                 <w:sz w:val="40"/>
                 <w:szCs w:val="40"/>
               </w:rPr>
+              <w:lastRenderedPageBreak/>
               <w:t>bx¥iïx</w:t>
             </w:r>
             <w:r>
@@ -7282,6 +8085,7 @@
                 <w:sz w:val="40"/>
                 <w:szCs w:val="40"/>
               </w:rPr>
+              <w:lastRenderedPageBreak/>
               <w:t>A</w:t>
             </w:r>
             <w:r>
@@ -7402,6 +8206,7 @@
                 <w:sz w:val="28"/>
                 <w:szCs w:val="32"/>
               </w:rPr>
+              <w:lastRenderedPageBreak/>
               <w:t>T.S.2.</w:t>
             </w:r>
             <w:r>
@@ -8045,7 +8850,6 @@
                 <w:sz w:val="28"/>
                 <w:szCs w:val="32"/>
               </w:rPr>
-              <w:lastRenderedPageBreak/>
               <w:t>T.S.2.</w:t>
             </w:r>
             <w:r>

--- a/TS-Kramam/TS-2.4/TS 2.4 Malayalam Krama Paatam Corrections.docx
+++ b/TS-Kramam/TS-2.4/TS 2.4 Malayalam Krama Paatam Corrections.docx
@@ -70,10 +70,9 @@
           <w:bCs/>
           <w:sz w:val="32"/>
           <w:szCs w:val="32"/>
-          <w:highlight w:val="red"/>
           <w:u w:val="single"/>
         </w:rPr>
-        <w:t>????</w:t>
+        <w:t>31st July 2026</w:t>
       </w:r>
     </w:p>
     <w:p>
@@ -2206,27 +2205,7 @@
                 <w:szCs w:val="28"/>
                 <w:lang w:val="it-IT"/>
               </w:rPr>
-              <w:t>12</w:t>
-            </w:r>
-            <w:r>
-              <w:rPr>
-                <w:rFonts w:cs="Arial"/>
-                <w:b/>
-                <w:sz w:val="28"/>
-                <w:szCs w:val="28"/>
-                <w:lang w:val="it-IT"/>
-              </w:rPr>
-              <w:t>.</w:t>
-            </w:r>
-            <w:r>
-              <w:rPr>
-                <w:rFonts w:cs="Arial"/>
-                <w:b/>
-                <w:sz w:val="28"/>
-                <w:szCs w:val="28"/>
-                <w:lang w:val="it-IT"/>
-              </w:rPr>
-              <w:t>4</w:t>
+              <w:t>12.4</w:t>
             </w:r>
             <w:r>
               <w:rPr>
@@ -2293,17 +2272,7 @@
                 <w:szCs w:val="28"/>
                 <w:lang w:val="it-IT"/>
               </w:rPr>
-              <w:t>3</w:t>
-            </w:r>
-            <w:r>
-              <w:rPr>
-                <w:rFonts w:cs="Arial"/>
-                <w:b/>
-                <w:sz w:val="28"/>
-                <w:szCs w:val="28"/>
-                <w:lang w:val="it-IT"/>
-              </w:rPr>
-              <w:t>9</w:t>
+              <w:t>39</w:t>
             </w:r>
           </w:p>
         </w:tc>
@@ -3104,8 +3073,8 @@
           </w:p>
         </w:tc>
       </w:tr>
-      <w:bookmarkEnd w:id="0"/>
     </w:tbl>
+    <w:bookmarkEnd w:id="0"/>
     <w:p>
       <w:pPr>
         <w:jc w:val="center"/>
@@ -3118,6 +3087,17 @@
           <w:lang w:val="it-IT"/>
         </w:rPr>
       </w:pPr>
+      <w:r>
+        <w:rPr>
+          <w:b/>
+          <w:bCs/>
+          <w:sz w:val="32"/>
+          <w:szCs w:val="32"/>
+          <w:u w:val="single"/>
+          <w:lang w:val="it-IT"/>
+        </w:rPr>
+        <w:t>============</w:t>
+      </w:r>
     </w:p>
     <w:p>
       <w:pPr>
@@ -4312,66 +4292,6 @@
           <w:u w:val="single"/>
         </w:rPr>
       </w:pPr>
-    </w:p>
-    <w:p>
-      <w:pPr>
-        <w:jc w:val="center"/>
-        <w:rPr>
-          <w:b/>
-          <w:bCs/>
-          <w:sz w:val="32"/>
-          <w:szCs w:val="32"/>
-          <w:u w:val="single"/>
-        </w:rPr>
-      </w:pPr>
-    </w:p>
-    <w:p>
-      <w:pPr>
-        <w:jc w:val="center"/>
-        <w:rPr>
-          <w:b/>
-          <w:bCs/>
-          <w:sz w:val="32"/>
-          <w:szCs w:val="32"/>
-          <w:u w:val="single"/>
-        </w:rPr>
-      </w:pPr>
-    </w:p>
-    <w:p>
-      <w:pPr>
-        <w:jc w:val="center"/>
-        <w:rPr>
-          <w:b/>
-          <w:bCs/>
-          <w:sz w:val="32"/>
-          <w:szCs w:val="32"/>
-          <w:u w:val="single"/>
-        </w:rPr>
-      </w:pPr>
-    </w:p>
-    <w:p>
-      <w:pPr>
-        <w:jc w:val="center"/>
-        <w:rPr>
-          <w:b/>
-          <w:bCs/>
-          <w:sz w:val="32"/>
-          <w:szCs w:val="32"/>
-          <w:u w:val="single"/>
-        </w:rPr>
-      </w:pPr>
-    </w:p>
-    <w:p>
-      <w:pPr>
-        <w:jc w:val="center"/>
-        <w:rPr>
-          <w:b/>
-          <w:bCs/>
-          <w:sz w:val="32"/>
-          <w:szCs w:val="32"/>
-          <w:u w:val="single"/>
-        </w:rPr>
-      </w:pPr>
       <w:r>
         <w:rPr>
           <w:b/>
@@ -4380,6 +4300,7 @@
           <w:szCs w:val="32"/>
           <w:u w:val="single"/>
         </w:rPr>
+        <w:lastRenderedPageBreak/>
         <w:t xml:space="preserve">TS </w:t>
       </w:r>
       <w:r>
@@ -5285,7 +5206,6 @@
                 <w:sz w:val="28"/>
                 <w:szCs w:val="32"/>
               </w:rPr>
-              <w:lastRenderedPageBreak/>
               <w:t>T.S.2.</w:t>
             </w:r>
             <w:r>
@@ -6088,6 +6008,7 @@
                 <w:sz w:val="28"/>
                 <w:szCs w:val="32"/>
               </w:rPr>
+              <w:lastRenderedPageBreak/>
               <w:t>T.S.2.</w:t>
             </w:r>
             <w:r>
@@ -7804,7 +7725,6 @@
                 <w:sz w:val="28"/>
                 <w:szCs w:val="32"/>
               </w:rPr>
-              <w:lastRenderedPageBreak/>
               <w:t>Panchaati No</w:t>
             </w:r>
             <w:r>
@@ -7864,7 +7784,6 @@
                 <w:sz w:val="40"/>
                 <w:szCs w:val="40"/>
               </w:rPr>
-              <w:lastRenderedPageBreak/>
               <w:t>bx¥iïx</w:t>
             </w:r>
             <w:r>
@@ -7922,7 +7841,6 @@
                 <w:sz w:val="40"/>
                 <w:szCs w:val="40"/>
               </w:rPr>
-              <w:lastRenderedPageBreak/>
               <w:t>A</w:t>
             </w:r>
             <w:r>
@@ -8023,7 +7941,6 @@
                 <w:sz w:val="40"/>
                 <w:szCs w:val="40"/>
               </w:rPr>
-              <w:lastRenderedPageBreak/>
               <w:t>bx¥iïx</w:t>
             </w:r>
             <w:r>
@@ -8085,7 +8002,6 @@
                 <w:sz w:val="40"/>
                 <w:szCs w:val="40"/>
               </w:rPr>
-              <w:lastRenderedPageBreak/>
               <w:t>A</w:t>
             </w:r>
             <w:r>
@@ -8206,7 +8122,6 @@
                 <w:sz w:val="28"/>
                 <w:szCs w:val="32"/>
               </w:rPr>
-              <w:lastRenderedPageBreak/>
               <w:t>T.S.2.</w:t>
             </w:r>
             <w:r>
@@ -8956,6 +8871,7 @@
                 <w:sz w:val="28"/>
                 <w:szCs w:val="32"/>
               </w:rPr>
+              <w:lastRenderedPageBreak/>
               <w:t>Panchaati No</w:t>
             </w:r>
             <w:r>
@@ -9015,6 +8931,7 @@
                 <w:sz w:val="40"/>
                 <w:szCs w:val="40"/>
               </w:rPr>
+              <w:lastRenderedPageBreak/>
               <w:t>C</w:t>
             </w:r>
             <w:r>
@@ -9261,6 +9178,7 @@
                 <w:b/>
                 <w:bCs/>
               </w:rPr>
+              <w:lastRenderedPageBreak/>
               <w:t>(avagraham</w:t>
             </w:r>
             <w:r>
@@ -9309,6 +9227,7 @@
           <w:szCs w:val="40"/>
           <w:lang w:val="en-IN" w:eastAsia="en-IN"/>
         </w:rPr>
+        <w:lastRenderedPageBreak/>
         <w:t xml:space="preserve">"qï" </w:t>
       </w:r>
       <w:r>
